--- a/artifacts/Vertex_full.docx
+++ b/artifacts/Vertex_full.docx
@@ -484,11 +484,6 @@
         <w:rPr/>
         <w:tab/>
         <w:t>20</w:t>
-      </w:r>
-    </w:p>
-    <w:p>
-      <w:r>
-        <w:br w:type="page"/>
       </w:r>
     </w:p>
     <w:p>
@@ -3570,6 +3565,8 @@
     </w:p>
     <w:p>
       <w:pPr>
+        <w:spacing w:line="240" w:lineRule="auto" w:before="0" w:after="0"/>
+        <w:ind w:firstLine="0"/>
         <w:rPr>
           <w:lang w:val="kk-KZ"/>
         </w:rPr>
@@ -3589,6 +3586,8 @@
     </w:p>
     <w:p>
       <w:pPr>
+        <w:spacing w:line="240" w:lineRule="auto" w:before="0" w:after="0"/>
+        <w:ind w:firstLine="0"/>
         <w:rPr>
           <w:lang w:val="kk-KZ"/>
         </w:rPr>
@@ -3596,6 +3595,8 @@
     </w:p>
     <w:p>
       <w:pPr>
+        <w:spacing w:line="240" w:lineRule="auto" w:before="0" w:after="0"/>
+        <w:ind w:firstLine="0"/>
         <w:rPr>
           <w:lang w:val="kk-KZ"/>
         </w:rPr>
@@ -3609,6 +3610,8 @@
     </w:p>
     <w:p>
       <w:pPr>
+        <w:spacing w:line="240" w:lineRule="auto" w:before="0" w:after="0"/>
+        <w:ind w:firstLine="0"/>
         <w:rPr>
           <w:lang w:val="kk-KZ"/>
         </w:rPr>
@@ -3622,6 +3625,8 @@
     </w:p>
     <w:p>
       <w:pPr>
+        <w:spacing w:line="240" w:lineRule="auto" w:before="0" w:after="0"/>
+        <w:ind w:firstLine="0"/>
         <w:rPr>
           <w:lang w:val="kk-KZ"/>
         </w:rPr>
@@ -3635,6 +3640,8 @@
     </w:p>
     <w:p>
       <w:pPr>
+        <w:spacing w:line="240" w:lineRule="auto" w:before="0" w:after="0"/>
+        <w:ind w:firstLine="0"/>
         <w:rPr>
           <w:lang w:val="kk-KZ"/>
         </w:rPr>
@@ -3648,6 +3655,8 @@
     </w:p>
     <w:p>
       <w:pPr>
+        <w:spacing w:line="240" w:lineRule="auto" w:before="0" w:after="0"/>
+        <w:ind w:firstLine="0"/>
         <w:rPr>
           <w:lang w:val="kk-KZ"/>
         </w:rPr>
@@ -3661,6 +3670,8 @@
     </w:p>
     <w:p>
       <w:pPr>
+        <w:spacing w:line="240" w:lineRule="auto" w:before="0" w:after="0"/>
+        <w:ind w:firstLine="0"/>
         <w:rPr>
           <w:lang w:val="kk-KZ"/>
         </w:rPr>
@@ -3674,6 +3685,8 @@
     </w:p>
     <w:p>
       <w:pPr>
+        <w:spacing w:line="240" w:lineRule="auto" w:before="0" w:after="0"/>
+        <w:ind w:firstLine="0"/>
         <w:rPr>
           <w:lang w:val="kk-KZ"/>
         </w:rPr>
@@ -3685,6 +3698,8 @@
     </w:p>
     <w:p>
       <w:pPr>
+        <w:spacing w:line="240" w:lineRule="auto" w:before="0" w:after="0"/>
+        <w:ind w:firstLine="0"/>
         <w:rPr>
           <w:lang w:val="kk-KZ"/>
         </w:rPr>
@@ -3696,6 +3711,8 @@
     </w:p>
     <w:p>
       <w:pPr>
+        <w:spacing w:line="240" w:lineRule="auto" w:before="0" w:after="0"/>
+        <w:ind w:firstLine="0"/>
         <w:rPr>
           <w:lang w:val="kk-KZ"/>
         </w:rPr>
@@ -3728,6 +3745,8 @@
           <w:p>
             <w:pPr>
               <w:pStyle w:val="Normal"/>
+              <w:spacing w:line="240" w:lineRule="auto" w:before="0" w:after="0"/>
+              <w:ind w:firstLine="0"/>
               <w:jc w:val="center"/>
               <w:rPr>
                 <w:rFonts w:ascii="Times New Roman" w:hAnsi="Times New Roman" w:eastAsia="Times New Roman" w:cs="Times New Roman"/>
@@ -3813,6 +3832,8 @@
           </w:tcPr>
           <w:p>
             <w:pPr>
+              <w:spacing w:line="240" w:lineRule="auto" w:before="0" w:after="0"/>
+              <w:ind w:firstLine="0"/>
               <w:rPr>
                 <w:lang w:val="kk-KZ"/>
               </w:rPr>
@@ -3833,6 +3854,8 @@
           <w:p>
             <w:pPr>
               <w:pStyle w:val="Normal"/>
+              <w:spacing w:line="240" w:lineRule="auto" w:before="0" w:after="0"/>
+              <w:ind w:firstLine="0"/>
               <w:jc w:val="left"/>
               <w:rPr>
                 <w:rFonts w:ascii="Times New Roman" w:hAnsi="Times New Roman" w:eastAsia="Times New Roman" w:cs="Times New Roman"/>
@@ -3859,6 +3882,8 @@
           </w:p>
           <w:p>
             <w:pPr>
+              <w:spacing w:line="240" w:lineRule="auto" w:before="0" w:after="0"/>
+              <w:ind w:firstLine="0"/>
               <w:rPr>
                 <w:lang w:val="kk-KZ"/>
               </w:rPr>
@@ -3866,6 +3891,8 @@
           </w:p>
           <w:p>
             <w:pPr>
+              <w:spacing w:line="240" w:lineRule="auto" w:before="0" w:after="0"/>
+              <w:ind w:firstLine="0"/>
               <w:rPr>
                 <w:lang w:val="kk-KZ"/>
               </w:rPr>
@@ -3873,6 +3900,8 @@
           </w:p>
           <w:p>
             <w:pPr>
+              <w:spacing w:line="240" w:lineRule="auto" w:before="0" w:after="0"/>
+              <w:ind w:firstLine="0"/>
               <w:rPr>
                 <w:lang w:val="kk-KZ"/>
               </w:rPr>
@@ -3880,6 +3909,8 @@
           </w:p>
           <w:p>
             <w:pPr>
+              <w:spacing w:line="240" w:lineRule="auto" w:before="0" w:after="0"/>
+              <w:ind w:firstLine="0"/>
               <w:rPr>
                 <w:lang w:val="kk-KZ"/>
               </w:rPr>
@@ -3887,6 +3918,8 @@
           </w:p>
           <w:p>
             <w:pPr>
+              <w:spacing w:line="240" w:lineRule="auto" w:before="0" w:after="0"/>
+              <w:ind w:firstLine="0"/>
               <w:rPr>
                 <w:lang w:val="kk-KZ"/>
               </w:rPr>
@@ -3894,6 +3927,8 @@
           </w:p>
           <w:p>
             <w:pPr>
+              <w:spacing w:line="240" w:lineRule="auto" w:before="0" w:after="0"/>
+              <w:ind w:firstLine="0"/>
               <w:rPr>
                 <w:lang w:val="kk-KZ"/>
               </w:rPr>
@@ -3901,6 +3936,8 @@
           </w:p>
           <w:p>
             <w:pPr>
+              <w:spacing w:line="240" w:lineRule="auto" w:before="0" w:after="0"/>
+              <w:ind w:firstLine="0"/>
               <w:rPr>
                 <w:lang w:val="kk-KZ"/>
               </w:rPr>
@@ -3908,6 +3945,8 @@
           </w:p>
           <w:p>
             <w:pPr>
+              <w:spacing w:line="240" w:lineRule="auto" w:before="0" w:after="0"/>
+              <w:ind w:firstLine="0"/>
               <w:rPr>
                 <w:lang w:val="kk-KZ"/>
               </w:rPr>
@@ -3915,6 +3954,8 @@
           </w:p>
           <w:p>
             <w:pPr>
+              <w:spacing w:line="240" w:lineRule="auto" w:before="0" w:after="0"/>
+              <w:ind w:firstLine="0"/>
               <w:rPr>
                 <w:lang w:val="kk-KZ"/>
               </w:rPr>
@@ -3922,10 +3963,24 @@
           </w:p>
           <w:p>
             <w:pPr>
+              <w:spacing w:line="240" w:lineRule="auto" w:before="0" w:after="0"/>
+              <w:ind w:firstLine="0"/>
               <w:rPr>
                 <w:lang w:val="kk-KZ"/>
               </w:rPr>
             </w:pPr>
+          </w:p>
+          <w:p>
+            <w:pPr>
+              <w:spacing w:before="0" w:after="0" w:line="240" w:lineRule="auto"/>
+              <w:ind w:firstLine="0"/>
+            </w:pPr>
+            <w:r>
+              <w:rPr>
+                <w:i/>
+              </w:rPr>
+              <w:t>Почему проверка платежей поштучно не видит схему? Какая форма потока отличает незаконные деньги от обычных? Можно ли найти схему без чёрных списков и данных владельца счёта? Насколько такой поиск устойчив к уклонению?</w:t>
+            </w:r>
           </w:p>
         </w:tc>
       </w:tr>
@@ -3938,6 +3993,8 @@
           </w:tcPr>
           <w:p>
             <w:pPr>
+              <w:spacing w:line="240" w:lineRule="auto" w:before="0" w:after="0"/>
+              <w:ind w:firstLine="0"/>
               <w:rPr>
                 <w:lang w:val="en-US"/>
               </w:rPr>
@@ -3945,6 +4002,8 @@
           </w:p>
           <w:p w14:noSpellErr="1">
             <w:pPr>
+              <w:spacing w:line="240" w:lineRule="auto" w:before="0" w:after="0"/>
+              <w:ind w:firstLine="0"/>
               <w:jc w:val="center"/>
               <w:rPr>
                 <w:b w:val="1"/>
@@ -3962,6 +4021,8 @@
           </w:p>
           <w:p>
             <w:pPr>
+              <w:spacing w:line="240" w:lineRule="auto" w:before="0" w:after="0"/>
+              <w:ind w:firstLine="0"/>
               <w:jc w:val="center"/>
               <w:rPr>
                 <w:b w:val="1"/>
@@ -3972,6 +4033,7 @@
           <w:p>
             <w:pPr>
               <w:spacing w:before="0" w:after="0" w:line="240" w:lineRule="auto"/>
+              <w:ind w:firstLine="0"/>
               <w:jc w:val="center"/>
             </w:pPr>
             <w:r>
@@ -3994,6 +4056,8 @@
           </w:tcPr>
           <w:p>
             <w:pPr>
+              <w:spacing w:line="240" w:lineRule="auto" w:before="0" w:after="0"/>
+              <w:ind w:firstLine="0"/>
               <w:rPr>
                 <w:lang w:val="kk-KZ"/>
               </w:rPr>
@@ -4020,6 +4084,8 @@
           <w:p>
             <w:pPr>
               <w:pStyle w:val="Normal"/>
+              <w:spacing w:line="240" w:lineRule="auto" w:before="0" w:after="0"/>
+              <w:ind w:firstLine="0"/>
               <w:jc w:val="left"/>
               <w:rPr>
                 <w:rFonts w:ascii="Times New Roman" w:hAnsi="Times New Roman" w:eastAsia="Times New Roman" w:cs="Times New Roman"/>
@@ -4047,6 +4113,8 @@
           <w:p>
             <w:pPr>
               <w:pStyle w:val="Normal"/>
+              <w:spacing w:line="240" w:lineRule="auto" w:before="0" w:after="0"/>
+              <w:ind w:firstLine="0"/>
               <w:jc w:val="left"/>
               <w:rPr>
                 <w:rFonts w:ascii="Times New Roman" w:hAnsi="Times New Roman" w:eastAsia="Times New Roman" w:cs="Times New Roman"/>
@@ -4062,7 +4130,8 @@
           <w:p>
             <w:pPr>
               <w:pStyle w:val="Normal"/>
-              <w:ind w:left="0"/>
+              <w:spacing w:line="240" w:lineRule="auto" w:before="0" w:after="0"/>
+              <w:ind w:left="0" w:firstLine="0"/>
               <w:jc w:val="left"/>
               <w:rPr>
                 <w:rFonts w:ascii="Times New Roman" w:hAnsi="Times New Roman" w:eastAsia="Times New Roman" w:cs="Times New Roman"/>
@@ -4104,8 +4173,8 @@
           <w:p>
             <w:pPr>
               <w:pStyle w:val="Normal"/>
-              <w:spacing w:before="240" w:beforeAutospacing="off" w:after="240" w:afterAutospacing="off"/>
-              <w:ind w:left="0"/>
+              <w:spacing w:before="0" w:beforeAutospacing="off" w:after="0" w:afterAutospacing="off" w:line="240" w:lineRule="auto"/>
+              <w:ind w:left="0" w:firstLine="0"/>
               <w:jc w:val="left"/>
               <w:rPr>
                 <w:rFonts w:ascii="Times New Roman" w:hAnsi="Times New Roman" w:eastAsia="Times New Roman" w:cs="Times New Roman"/>
@@ -4133,6 +4202,8 @@
           <w:p>
             <w:pPr>
               <w:pStyle w:val="Normal"/>
+              <w:spacing w:line="240" w:lineRule="auto" w:before="0" w:after="0"/>
+              <w:ind w:firstLine="0"/>
               <w:jc w:val="left"/>
               <w:rPr>
                 <w:rFonts w:ascii="Times New Roman" w:hAnsi="Times New Roman" w:eastAsia="Times New Roman" w:cs="Times New Roman"/>
@@ -4148,6 +4219,8 @@
           <w:p>
             <w:pPr>
               <w:pStyle w:val="Normal"/>
+              <w:spacing w:line="240" w:lineRule="auto" w:before="0" w:after="0"/>
+              <w:ind w:firstLine="0"/>
               <w:jc w:val="left"/>
               <w:rPr>
                 <w:rFonts w:ascii="Times New Roman" w:hAnsi="Times New Roman" w:eastAsia="Times New Roman" w:cs="Times New Roman"/>
@@ -4163,6 +4236,8 @@
           <w:p>
             <w:pPr>
               <w:pStyle w:val="Normal"/>
+              <w:spacing w:line="240" w:lineRule="auto" w:before="0" w:after="0"/>
+              <w:ind w:firstLine="0"/>
               <w:jc w:val="left"/>
               <w:rPr>
                 <w:rFonts w:ascii="Times New Roman" w:hAnsi="Times New Roman" w:eastAsia="Times New Roman" w:cs="Times New Roman"/>
@@ -4178,6 +4253,8 @@
           <w:p>
             <w:pPr>
               <w:pStyle w:val="Normal"/>
+              <w:spacing w:line="240" w:lineRule="auto" w:before="0" w:after="0"/>
+              <w:ind w:firstLine="0"/>
               <w:jc w:val="left"/>
               <w:rPr>
                 <w:rFonts w:ascii="Times New Roman" w:hAnsi="Times New Roman" w:eastAsia="Times New Roman" w:cs="Times New Roman"/>
@@ -4193,6 +4270,7 @@
           <w:p>
             <w:pPr>
               <w:spacing w:before="0" w:after="0" w:line="240" w:lineRule="auto"/>
+              <w:ind w:firstLine="0"/>
               <w:jc w:val="left"/>
             </w:pPr>
             <w:r>
@@ -4212,6 +4290,8 @@
           </w:tcPr>
           <w:p>
             <w:pPr>
+              <w:spacing w:line="240" w:lineRule="auto" w:before="0" w:after="0"/>
+              <w:ind w:firstLine="0"/>
               <w:rPr>
                 <w:lang w:val="kk-KZ"/>
               </w:rPr>
@@ -4231,6 +4311,8 @@
           </w:tcPr>
           <w:p w14:noSpellErr="1">
             <w:pPr>
+              <w:spacing w:line="240" w:lineRule="auto" w:before="0" w:after="0"/>
+              <w:ind w:firstLine="0"/>
               <w:rPr>
                 <w:b w:val="1"/>
                 <w:bCs w:val="1"/>
@@ -4263,6 +4345,8 @@
           </w:p>
           <w:p>
             <w:pPr>
+              <w:spacing w:line="240" w:lineRule="auto" w:before="0" w:after="0"/>
+              <w:ind w:firstLine="0"/>
               <w:rPr>
                 <w:b w:val="1"/>
                 <w:bCs w:val="1"/>
@@ -4272,6 +4356,8 @@
           </w:p>
           <w:p>
             <w:pPr>
+              <w:spacing w:line="240" w:lineRule="auto" w:before="0" w:after="0"/>
+              <w:ind w:firstLine="0"/>
               <w:rPr>
                 <w:b w:val="1"/>
                 <w:bCs w:val="1"/>
@@ -4281,6 +4367,8 @@
           </w:p>
           <w:p>
             <w:pPr>
+              <w:spacing w:line="240" w:lineRule="auto" w:before="0" w:after="0"/>
+              <w:ind w:firstLine="0"/>
               <w:rPr>
                 <w:b w:val="1"/>
                 <w:bCs w:val="1"/>
@@ -4291,6 +4379,8 @@
           <w:p>
             <w:pPr>
               <w:pStyle w:val="Normal"/>
+              <w:spacing w:line="240" w:lineRule="auto" w:before="0" w:after="0"/>
+              <w:ind w:firstLine="0"/>
               <w:rPr>
                 <w:rFonts w:ascii="Times New Roman" w:hAnsi="Times New Roman" w:eastAsia="Times New Roman" w:cs="Times New Roman"/>
                 <w:i w:val="1"/>
@@ -4396,6 +4486,8 @@
           </w:p>
           <w:p>
             <w:pPr>
+              <w:spacing w:line="240" w:lineRule="auto" w:before="0" w:after="0"/>
+              <w:ind w:firstLine="0"/>
               <w:rPr>
                 <w:b w:val="1"/>
                 <w:bCs w:val="1"/>
@@ -4405,6 +4497,8 @@
           </w:p>
           <w:p>
             <w:pPr>
+              <w:spacing w:line="240" w:lineRule="auto" w:before="0" w:after="0"/>
+              <w:ind w:firstLine="0"/>
               <w:rPr>
                 <w:b w:val="1"/>
                 <w:bCs w:val="1"/>
@@ -4414,6 +4508,8 @@
           </w:p>
           <w:p>
             <w:pPr>
+              <w:spacing w:line="240" w:lineRule="auto" w:before="0" w:after="0"/>
+              <w:ind w:firstLine="0"/>
               <w:rPr>
                 <w:b w:val="1"/>
                 <w:bCs w:val="1"/>
@@ -4423,6 +4519,8 @@
           </w:p>
           <w:p>
             <w:pPr>
+              <w:spacing w:line="240" w:lineRule="auto" w:before="0" w:after="0"/>
+              <w:ind w:firstLine="0"/>
               <w:rPr>
                 <w:b w:val="1"/>
                 <w:bCs w:val="1"/>
@@ -4433,6 +4531,7 @@
           <w:p>
             <w:pPr>
               <w:spacing w:before="0" w:after="0" w:line="240" w:lineRule="auto"/>
+              <w:ind w:firstLine="0"/>
             </w:pPr>
             <w:r>
               <w:rPr>
@@ -4455,6 +4554,8 @@
           <w:p>
             <w:pPr>
               <w:pStyle w:val="Normal"/>
+              <w:spacing w:line="240" w:lineRule="auto" w:before="0" w:after="0"/>
+              <w:ind w:firstLine="0"/>
               <w:rPr>
                 <w:lang w:val="kk-KZ"/>
               </w:rPr>
@@ -4468,6 +4569,8 @@
           </w:tcPr>
           <w:p w14:noSpellErr="1">
             <w:pPr>
+              <w:spacing w:line="240" w:lineRule="auto" w:before="0" w:after="0"/>
+              <w:ind w:firstLine="0"/>
               <w:rPr>
                 <w:b w:val="1"/>
                 <w:bCs w:val="1"/>
@@ -4492,6 +4595,8 @@
           </w:p>
           <w:p>
             <w:pPr>
+              <w:spacing w:line="240" w:lineRule="auto" w:before="0" w:after="0"/>
+              <w:ind w:firstLine="0"/>
               <w:rPr>
                 <w:b w:val="1"/>
                 <w:bCs w:val="1"/>
@@ -4502,6 +4607,8 @@
           <w:p>
             <w:pPr>
               <w:pStyle w:val="Normal"/>
+              <w:spacing w:line="240" w:lineRule="auto" w:before="0" w:after="0"/>
+              <w:ind w:firstLine="0"/>
             </w:pPr>
             <w:r>
               <w:rPr>
@@ -4708,6 +4815,8 @@
           <w:p>
             <w:pPr>
               <w:pStyle w:val="Normal"/>
+              <w:spacing w:line="240" w:lineRule="auto" w:before="0" w:after="0"/>
+              <w:ind w:firstLine="0"/>
               <w:rPr>
                 <w:rFonts w:ascii="Times New Roman" w:hAnsi="Times New Roman" w:eastAsia="Times New Roman" w:cs="Times New Roman"/>
                 <w:b w:val="1"/>
@@ -4722,6 +4831,7 @@
           <w:p>
             <w:pPr>
               <w:spacing w:before="0" w:after="0" w:line="240" w:lineRule="auto"/>
+              <w:ind w:firstLine="0"/>
             </w:pPr>
             <w:r>
               <w:rPr>
@@ -4740,6 +4850,8 @@
           </w:tcPr>
           <w:p>
             <w:pPr>
+              <w:spacing w:line="240" w:lineRule="auto" w:before="0" w:after="0"/>
+              <w:ind w:firstLine="0"/>
               <w:rPr>
                 <w:lang w:val="kk-KZ"/>
               </w:rPr>
@@ -4759,6 +4871,8 @@
           </w:tcPr>
           <w:p>
             <w:pPr>
+              <w:spacing w:line="240" w:lineRule="auto" w:before="0" w:after="0"/>
+              <w:ind w:firstLine="0"/>
               <w:rPr>
                 <w:b w:val="1"/>
                 <w:bCs w:val="1"/>
@@ -4768,6 +4882,8 @@
           </w:p>
           <w:p>
             <w:pPr>
+              <w:spacing w:line="240" w:lineRule="auto" w:before="0" w:after="0"/>
+              <w:ind w:firstLine="0"/>
               <w:rPr>
                 <w:b w:val="1"/>
                 <w:bCs w:val="1"/>
@@ -4778,6 +4894,8 @@
           <w:p>
             <w:pPr>
               <w:pStyle w:val="Normal"/>
+              <w:spacing w:line="240" w:lineRule="auto" w:before="0" w:after="0"/>
+              <w:ind w:firstLine="0"/>
             </w:pPr>
             <w:r>
               <w:rPr>
@@ -4805,6 +4923,8 @@
           <w:p>
             <w:pPr>
               <w:pStyle w:val="Normal"/>
+              <w:spacing w:line="240" w:lineRule="auto" w:before="0" w:after="0"/>
+              <w:ind w:firstLine="0"/>
               <w:rPr>
                 <w:rFonts w:ascii="Times New Roman" w:hAnsi="Times New Roman" w:eastAsia="Times New Roman" w:cs="Times New Roman"/>
                 <w:noProof w:val="0"/>
@@ -4817,6 +4937,8 @@
           <w:p>
             <w:pPr>
               <w:pStyle w:val="Normal"/>
+              <w:spacing w:line="240" w:lineRule="auto" w:before="0" w:after="0"/>
+              <w:ind w:firstLine="0"/>
               <w:rPr>
                 <w:rFonts w:ascii="Times New Roman" w:hAnsi="Times New Roman" w:eastAsia="Times New Roman" w:cs="Times New Roman"/>
                 <w:i w:val="1"/>
@@ -4844,6 +4966,8 @@
           </w:p>
           <w:p>
             <w:pPr>
+              <w:spacing w:line="240" w:lineRule="auto" w:before="0" w:after="0"/>
+              <w:ind w:firstLine="0"/>
               <w:rPr>
                 <w:b w:val="1"/>
                 <w:bCs w:val="1"/>
@@ -4853,6 +4977,8 @@
           </w:p>
           <w:p>
             <w:pPr>
+              <w:spacing w:line="240" w:lineRule="auto" w:before="0" w:after="0"/>
+              <w:ind w:firstLine="0"/>
               <w:rPr>
                 <w:b w:val="1"/>
                 <w:bCs w:val="1"/>
@@ -4862,6 +4988,8 @@
           </w:p>
           <w:p>
             <w:pPr>
+              <w:spacing w:line="240" w:lineRule="auto" w:before="0" w:after="0"/>
+              <w:ind w:firstLine="0"/>
               <w:rPr>
                 <w:b w:val="1"/>
                 <w:bCs w:val="1"/>
@@ -4872,6 +5000,7 @@
           <w:p>
             <w:pPr>
               <w:spacing w:before="0" w:after="0" w:line="240" w:lineRule="auto"/>
+              <w:ind w:firstLine="0"/>
             </w:pPr>
             <w:r>
               <w:rPr>
@@ -4890,6 +5019,8 @@
           </w:tcPr>
           <w:p>
             <w:pPr>
+              <w:spacing w:line="240" w:lineRule="auto" w:before="0" w:after="0"/>
+              <w:ind w:firstLine="0"/>
               <w:rPr>
                 <w:lang w:val="kk-KZ"/>
               </w:rPr>
@@ -4909,6 +5040,8 @@
           </w:tcPr>
           <w:p>
             <w:pPr>
+              <w:spacing w:line="240" w:lineRule="auto" w:before="0" w:after="0"/>
+              <w:ind w:firstLine="0"/>
               <w:rPr>
                 <w:b w:val="1"/>
                 <w:bCs w:val="1"/>
@@ -4919,6 +5052,8 @@
           <w:p>
             <w:pPr>
               <w:pStyle w:val="Normal"/>
+              <w:spacing w:line="240" w:lineRule="auto" w:before="0" w:after="0"/>
+              <w:ind w:firstLine="0"/>
             </w:pPr>
             <w:r>
               <w:rPr>
@@ -4984,6 +5119,8 @@
           <w:p>
             <w:pPr>
               <w:pStyle w:val="Normal"/>
+              <w:spacing w:line="240" w:lineRule="auto" w:before="0" w:after="0"/>
+              <w:ind w:firstLine="0"/>
               <w:rPr>
                 <w:rFonts w:ascii="Times New Roman" w:hAnsi="Times New Roman" w:eastAsia="Times New Roman" w:cs="Times New Roman"/>
                 <w:noProof w:val="0"/>
@@ -4996,6 +5133,8 @@
           <w:p>
             <w:pPr>
               <w:pStyle w:val="Normal"/>
+              <w:spacing w:line="240" w:lineRule="auto" w:before="0" w:after="0"/>
+              <w:ind w:firstLine="0"/>
             </w:pPr>
             <w:r>
               <w:rPr>
@@ -5192,6 +5331,8 @@
           </w:p>
           <w:p>
             <w:pPr>
+              <w:spacing w:line="240" w:lineRule="auto" w:before="0" w:after="0"/>
+              <w:ind w:firstLine="0"/>
               <w:rPr>
                 <w:b w:val="1"/>
                 <w:bCs w:val="1"/>
@@ -5201,6 +5342,8 @@
           </w:p>
           <w:p>
             <w:pPr>
+              <w:spacing w:line="240" w:lineRule="auto" w:before="0" w:after="0"/>
+              <w:ind w:firstLine="0"/>
               <w:rPr>
                 <w:b w:val="1"/>
                 <w:bCs w:val="1"/>
@@ -5210,6 +5353,8 @@
           </w:p>
           <w:p>
             <w:pPr>
+              <w:spacing w:line="240" w:lineRule="auto" w:before="0" w:after="0"/>
+              <w:ind w:firstLine="0"/>
               <w:rPr>
                 <w:b w:val="1"/>
                 <w:bCs w:val="1"/>
@@ -5219,6 +5364,8 @@
           </w:p>
           <w:p>
             <w:pPr>
+              <w:spacing w:line="240" w:lineRule="auto" w:before="0" w:after="0"/>
+              <w:ind w:firstLine="0"/>
               <w:rPr>
                 <w:b w:val="1"/>
                 <w:bCs w:val="1"/>
@@ -5228,6 +5375,8 @@
           </w:p>
           <w:p>
             <w:pPr>
+              <w:spacing w:line="240" w:lineRule="auto" w:before="0" w:after="0"/>
+              <w:ind w:firstLine="0"/>
               <w:rPr>
                 <w:b w:val="1"/>
                 <w:bCs w:val="1"/>
@@ -5238,6 +5387,7 @@
           <w:p>
             <w:pPr>
               <w:spacing w:before="0" w:after="0" w:line="240" w:lineRule="auto"/>
+              <w:ind w:firstLine="0"/>
             </w:pPr>
             <w:r>
               <w:rPr>
@@ -5256,6 +5406,8 @@
           </w:tcPr>
           <w:p>
             <w:pPr>
+              <w:spacing w:line="240" w:lineRule="auto" w:before="0" w:after="0"/>
+              <w:ind w:firstLine="0"/>
               <w:rPr>
                 <w:lang w:val="kk-KZ"/>
               </w:rPr>
@@ -5275,6 +5427,8 @@
           </w:tcPr>
           <w:p w14:noSpellErr="1">
             <w:pPr>
+              <w:spacing w:line="240" w:lineRule="auto" w:before="0" w:after="0"/>
+              <w:ind w:firstLine="0"/>
               <w:rPr>
                 <w:b w:val="1"/>
                 <w:bCs w:val="1"/>
@@ -5299,6 +5453,8 @@
           </w:p>
           <w:p>
             <w:pPr>
+              <w:spacing w:line="240" w:lineRule="auto" w:before="0" w:after="0"/>
+              <w:ind w:firstLine="0"/>
               <w:rPr>
                 <w:b w:val="1"/>
                 <w:bCs w:val="1"/>
@@ -5308,6 +5464,8 @@
           </w:p>
           <w:p>
             <w:pPr>
+              <w:spacing w:line="240" w:lineRule="auto" w:before="0" w:after="0"/>
+              <w:ind w:firstLine="0"/>
               <w:rPr>
                 <w:b w:val="1"/>
                 <w:bCs w:val="1"/>
@@ -5317,6 +5475,8 @@
           </w:p>
           <w:p>
             <w:pPr>
+              <w:spacing w:line="240" w:lineRule="auto" w:before="0" w:after="0"/>
+              <w:ind w:firstLine="0"/>
               <w:rPr>
                 <w:b w:val="1"/>
                 <w:bCs w:val="1"/>
@@ -5329,8 +5489,8 @@
               <w:pStyle w:val="Normal"/>
               <w:suppressLineNumbers w:val="0"/>
               <w:bidi w:val="0"/>
-              <w:spacing w:before="0" w:beforeAutospacing="off" w:after="0" w:afterAutospacing="off" w:line="259" w:lineRule="auto"/>
-              <w:ind w:left="0" w:right="0"/>
+              <w:spacing w:before="0" w:beforeAutospacing="off" w:after="0" w:afterAutospacing="off" w:line="240" w:lineRule="auto"/>
+              <w:ind w:left="0" w:right="0" w:firstLine="0"/>
               <w:jc w:val="center"/>
               <w:rPr>
                 <w:rFonts w:ascii="Times New Roman" w:hAnsi="Times New Roman" w:eastAsia="Times New Roman" w:cs="Times New Roman"/>
@@ -5516,8 +5676,8 @@
               <w:pStyle w:val="Normal"/>
               <w:suppressLineNumbers w:val="0"/>
               <w:bidi w:val="0"/>
-              <w:spacing w:before="0" w:beforeAutospacing="off" w:after="0" w:afterAutospacing="off" w:line="259" w:lineRule="auto"/>
-              <w:ind w:left="0" w:right="0"/>
+              <w:spacing w:before="0" w:beforeAutospacing="off" w:after="0" w:afterAutospacing="off" w:line="240" w:lineRule="auto"/>
+              <w:ind w:left="0" w:right="0" w:firstLine="0"/>
               <w:jc w:val="center"/>
               <w:rPr>
                 <w:rFonts w:ascii="Times New Roman" w:hAnsi="Times New Roman" w:eastAsia="Times New Roman" w:cs="Times New Roman"/>
@@ -5531,6 +5691,8 @@
           </w:p>
           <w:p>
             <w:pPr>
+              <w:spacing w:line="240" w:lineRule="auto" w:before="0" w:after="0"/>
+              <w:ind w:firstLine="0"/>
               <w:rPr>
                 <w:b w:val="1"/>
                 <w:bCs w:val="1"/>
@@ -5540,6 +5702,8 @@
           </w:p>
           <w:p>
             <w:pPr>
+              <w:spacing w:line="240" w:lineRule="auto" w:before="0" w:after="0"/>
+              <w:ind w:firstLine="0"/>
               <w:rPr>
                 <w:b w:val="1"/>
                 <w:bCs w:val="1"/>
@@ -5549,6 +5713,8 @@
           </w:p>
           <w:p>
             <w:pPr>
+              <w:spacing w:line="240" w:lineRule="auto" w:before="0" w:after="0"/>
+              <w:ind w:firstLine="0"/>
               <w:rPr>
                 <w:b w:val="1"/>
                 <w:bCs w:val="1"/>
@@ -5558,6 +5724,8 @@
           </w:p>
           <w:p>
             <w:pPr>
+              <w:spacing w:line="240" w:lineRule="auto" w:before="0" w:after="0"/>
+              <w:ind w:firstLine="0"/>
               <w:rPr>
                 <w:b w:val="1"/>
                 <w:bCs w:val="1"/>
@@ -5568,6 +5736,7 @@
           <w:p>
             <w:pPr>
               <w:spacing w:before="0" w:after="0" w:line="240" w:lineRule="auto"/>
+              <w:ind w:firstLine="0"/>
             </w:pPr>
             <w:r>
               <w:rPr>
@@ -5590,6 +5759,8 @@
           <w:p>
             <w:pPr>
               <w:pStyle w:val="Normal"/>
+              <w:spacing w:line="240" w:lineRule="auto" w:before="0" w:after="0"/>
+              <w:ind w:firstLine="0"/>
               <w:rPr>
                 <w:lang w:val="kk-KZ"/>
               </w:rPr>
@@ -5604,6 +5775,8 @@
           <w:p>
             <w:pPr>
               <w:pStyle w:val="Normal"/>
+              <w:spacing w:line="240" w:lineRule="auto" w:before="0" w:after="0"/>
+              <w:ind w:firstLine="0"/>
               <w:jc w:val="center"/>
               <w:rPr>
                 <w:b w:val="1"/>
@@ -5622,6 +5795,8 @@
           <w:p>
             <w:pPr>
               <w:pStyle w:val="Normal"/>
+              <w:spacing w:line="240" w:lineRule="auto" w:before="0" w:after="0"/>
+              <w:ind w:firstLine="0"/>
               <w:jc w:val="center"/>
               <w:rPr>
                 <w:rFonts w:ascii="Times New Roman" w:hAnsi="Times New Roman" w:eastAsia="Times New Roman" w:cs="Times New Roman"/>
@@ -5649,6 +5824,8 @@
           <w:p>
             <w:pPr>
               <w:pStyle w:val="Normal"/>
+              <w:spacing w:line="240" w:lineRule="auto" w:before="0" w:after="0"/>
+              <w:ind w:firstLine="0"/>
               <w:rPr>
                 <w:b w:val="1"/>
                 <w:bCs w:val="1"/>
@@ -5658,6 +5835,7 @@
           <w:p>
             <w:pPr>
               <w:spacing w:before="0" w:after="0" w:line="240" w:lineRule="auto"/>
+              <w:ind w:firstLine="0"/>
             </w:pPr>
             <w:r>
               <w:rPr>
@@ -5671,6 +5849,8 @@
     </w:tbl>
     <w:p>
       <w:pPr>
+        <w:spacing w:line="240" w:lineRule="auto" w:before="0" w:after="0"/>
+        <w:ind w:firstLine="0"/>
         <w:rPr>
           <w:lang w:val="kk-KZ"/>
         </w:rPr>
@@ -5678,6 +5858,8 @@
     </w:p>
     <w:p>
       <w:pPr>
+        <w:spacing w:line="240" w:lineRule="auto" w:before="0" w:after="0"/>
+        <w:ind w:firstLine="0"/>
         <w:rPr>
           <w:lang w:val="kk-KZ"/>
         </w:rPr>
@@ -5685,6 +5867,8 @@
     </w:p>
     <w:p>
       <w:pPr>
+        <w:spacing w:line="240" w:lineRule="auto" w:before="0" w:after="0"/>
+        <w:ind w:firstLine="0"/>
         <w:rPr>
           <w:u w:val="single"/>
           <w:lang w:val="kk-KZ"/>
@@ -5744,6 +5928,8 @@
           <w:p>
             <w:pPr>
               <w:pStyle w:val="Normal"/>
+              <w:spacing w:line="240" w:lineRule="auto" w:before="0" w:after="0"/>
+              <w:ind w:firstLine="0"/>
               <w:jc w:val="center"/>
               <w:rPr>
                 <w:rFonts w:ascii="Times New Roman" w:hAnsi="Times New Roman" w:eastAsia="Times New Roman" w:cs="Times New Roman"/>
@@ -5829,6 +6015,8 @@
           </w:tcPr>
           <w:p>
             <w:pPr>
+              <w:spacing w:line="240" w:lineRule="auto" w:before="0" w:after="0"/>
+              <w:ind w:firstLine="0"/>
               <w:jc w:val="center"/>
               <w:rPr>
                 <w:b/>
@@ -5868,8 +6056,8 @@
               <w:pStyle w:val="Normal"/>
               <w:suppressLineNumbers w:val="0"/>
               <w:bidi w:val="0"/>
-              <w:spacing w:before="0" w:beforeAutospacing="off" w:after="0" w:afterAutospacing="off" w:line="259" w:lineRule="auto"/>
-              <w:ind w:left="0" w:right="0"/>
+              <w:spacing w:before="0" w:beforeAutospacing="off" w:after="0" w:afterAutospacing="off" w:line="240" w:lineRule="auto"/>
+              <w:ind w:left="0" w:right="0" w:firstLine="0"/>
               <w:jc w:val="center"/>
             </w:pPr>
             <w:r>
@@ -5889,6 +6077,8 @@
           </w:tcPr>
           <w:p>
             <w:pPr>
+              <w:spacing w:line="240" w:lineRule="auto" w:before="0" w:after="0"/>
+              <w:ind w:firstLine="0"/>
               <w:rPr>
                 <w:b/>
                 <w:lang w:val="kk-KZ"/>
@@ -5916,6 +6106,8 @@
           </w:tcPr>
           <w:p>
             <w:pPr>
+              <w:spacing w:line="240" w:lineRule="auto" w:before="0" w:after="0"/>
+              <w:ind w:firstLine="0"/>
               <w:jc w:val="center"/>
               <w:rPr>
                 <w:b/>
@@ -5936,6 +6128,8 @@
           </w:tcPr>
           <w:p>
             <w:pPr>
+              <w:spacing w:line="240" w:lineRule="auto" w:before="0" w:after="0"/>
+              <w:ind w:firstLine="0"/>
               <w:jc w:val="center"/>
               <w:rPr>
                 <w:b/>
@@ -5963,6 +6157,8 @@
           <w:p>
             <w:pPr>
               <w:pStyle w:val="Normal"/>
+              <w:spacing w:line="240" w:lineRule="auto" w:before="0" w:after="0"/>
+              <w:ind w:firstLine="0"/>
               <w:jc w:val="center"/>
               <w:rPr>
                 <w:b w:val="1"/>
@@ -5988,6 +6184,8 @@
           <w:p>
             <w:pPr>
               <w:pStyle w:val="Normal"/>
+              <w:spacing w:line="240" w:lineRule="auto" w:before="0" w:after="0"/>
+              <w:ind w:firstLine="0"/>
               <w:jc w:val="center"/>
               <w:rPr>
                 <w:b w:val="1"/>
@@ -5999,6 +6197,7 @@
           <w:p>
             <w:pPr>
               <w:spacing w:before="0" w:after="0" w:line="240" w:lineRule="auto"/>
+              <w:ind w:firstLine="0"/>
               <w:jc w:val="center"/>
             </w:pPr>
             <w:r>
@@ -6017,6 +6216,8 @@
           <w:p>
             <w:pPr>
               <w:pStyle w:val="Normal"/>
+              <w:spacing w:line="240" w:lineRule="auto" w:before="0" w:after="0"/>
+              <w:ind w:firstLine="0"/>
               <w:jc w:val="left"/>
             </w:pPr>
             <w:r>
@@ -6083,6 +6284,8 @@
           <w:p>
             <w:pPr>
               <w:pStyle w:val="Normal"/>
+              <w:spacing w:line="240" w:lineRule="auto" w:before="0" w:after="0"/>
+              <w:ind w:firstLine="0"/>
               <w:jc w:val="center"/>
               <w:rPr>
                 <w:rFonts w:ascii="Times New Roman" w:hAnsi="Times New Roman" w:eastAsia="Times New Roman" w:cs="Times New Roman"/>
@@ -6098,8 +6301,8 @@
           <w:p>
             <w:pPr>
               <w:pStyle w:val="Normal"/>
-              <w:spacing w:before="240" w:beforeAutospacing="off" w:after="240" w:afterAutospacing="off"/>
-              <w:ind w:left="0"/>
+              <w:spacing w:before="0" w:beforeAutospacing="off" w:after="0" w:afterAutospacing="off" w:line="240" w:lineRule="auto"/>
+              <w:ind w:left="0" w:firstLine="0"/>
               <w:jc w:val="center"/>
               <w:rPr>
                 <w:rFonts w:ascii="Times New Roman" w:hAnsi="Times New Roman" w:eastAsia="Times New Roman" w:cs="Times New Roman"/>
@@ -6391,6 +6594,7 @@
           <w:p>
             <w:pPr>
               <w:spacing w:before="0" w:after="0" w:line="240" w:lineRule="auto"/>
+              <w:ind w:firstLine="0"/>
               <w:jc w:val="center"/>
             </w:pPr>
             <w:r>
@@ -6411,6 +6615,8 @@
           <w:p>
             <w:pPr>
               <w:pStyle w:val="Normal"/>
+              <w:spacing w:line="240" w:lineRule="auto" w:before="0" w:after="0"/>
+              <w:ind w:firstLine="0"/>
               <w:jc w:val="center"/>
               <w:rPr>
                 <w:b w:val="1"/>
@@ -6422,6 +6628,7 @@
           <w:p>
             <w:pPr>
               <w:spacing w:before="0" w:after="0" w:line="240" w:lineRule="auto"/>
+              <w:ind w:firstLine="0"/>
               <w:jc w:val="center"/>
             </w:pPr>
             <w:r>
@@ -6440,6 +6647,8 @@
           <w:p>
             <w:pPr>
               <w:pStyle w:val="Normal"/>
+              <w:spacing w:line="240" w:lineRule="auto" w:before="0" w:after="0"/>
+              <w:ind w:firstLine="0"/>
               <w:jc w:val="center"/>
               <w:rPr>
                 <w:b w:val="1"/>
@@ -6451,6 +6660,7 @@
           <w:p>
             <w:pPr>
               <w:spacing w:before="0" w:after="0" w:line="240" w:lineRule="auto"/>
+              <w:ind w:firstLine="0"/>
               <w:jc w:val="center"/>
             </w:pPr>
             <w:r>
@@ -6474,6 +6684,8 @@
           <w:p>
             <w:pPr>
               <w:pStyle w:val="Normal"/>
+              <w:spacing w:line="240" w:lineRule="auto" w:before="0" w:after="0"/>
+              <w:ind w:firstLine="0"/>
               <w:jc w:val="center"/>
               <w:rPr>
                 <w:b w:val="1"/>
@@ -6499,6 +6711,8 @@
           <w:p>
             <w:pPr>
               <w:pStyle w:val="Normal"/>
+              <w:spacing w:line="240" w:lineRule="auto" w:before="0" w:after="0"/>
+              <w:ind w:firstLine="0"/>
               <w:jc w:val="center"/>
               <w:rPr>
                 <w:b w:val="1"/>
@@ -6510,6 +6724,7 @@
           <w:p>
             <w:pPr>
               <w:spacing w:before="0" w:after="0" w:line="240" w:lineRule="auto"/>
+              <w:ind w:firstLine="0"/>
               <w:jc w:val="center"/>
             </w:pPr>
             <w:r>
@@ -6527,7 +6742,8 @@
           </w:tcPr>
           <w:p>
             <w:pPr>
-              <w:spacing w:before="240" w:beforeAutospacing="off" w:after="240" w:afterAutospacing="off"/>
+              <w:spacing w:before="0" w:beforeAutospacing="off" w:after="0" w:afterAutospacing="off" w:line="240" w:lineRule="auto"/>
+              <w:ind w:firstLine="0"/>
               <w:jc w:val="left"/>
             </w:pPr>
             <w:r>
@@ -6546,8 +6762,8 @@
           <w:p>
             <w:pPr>
               <w:pStyle w:val="Normal"/>
-              <w:spacing w:before="240" w:beforeAutospacing="off" w:after="240" w:afterAutospacing="off"/>
-              <w:ind w:left="0"/>
+              <w:spacing w:before="0" w:beforeAutospacing="off" w:after="0" w:afterAutospacing="off" w:line="240" w:lineRule="auto"/>
+              <w:ind w:left="0" w:firstLine="0"/>
               <w:jc w:val="left"/>
               <w:rPr>
                 <w:rFonts w:ascii="Times New Roman" w:hAnsi="Times New Roman" w:eastAsia="Times New Roman" w:cs="Times New Roman"/>
@@ -6693,8 +6909,8 @@
           <w:p>
             <w:pPr>
               <w:pStyle w:val="Normal"/>
-              <w:spacing w:before="240" w:beforeAutospacing="off" w:after="240" w:afterAutospacing="off"/>
-              <w:ind w:left="0"/>
+              <w:spacing w:before="0" w:beforeAutospacing="off" w:after="0" w:afterAutospacing="off" w:line="240" w:lineRule="auto"/>
+              <w:ind w:left="0" w:firstLine="0"/>
               <w:jc w:val="left"/>
               <w:rPr>
                 <w:rFonts w:ascii="Times New Roman" w:hAnsi="Times New Roman" w:eastAsia="Times New Roman" w:cs="Times New Roman"/>
@@ -6850,6 +7066,8 @@
           <w:p>
             <w:pPr>
               <w:pStyle w:val="Normal"/>
+              <w:spacing w:line="240" w:lineRule="auto" w:before="0" w:after="0"/>
+              <w:ind w:firstLine="0"/>
               <w:jc w:val="left"/>
               <w:rPr>
                 <w:rFonts w:ascii="Times New Roman" w:hAnsi="Times New Roman" w:eastAsia="Times New Roman" w:cs="Times New Roman"/>
@@ -6863,6 +7081,7 @@
           <w:p>
             <w:pPr>
               <w:spacing w:before="0" w:after="0" w:line="240" w:lineRule="auto"/>
+              <w:ind w:firstLine="0"/>
               <w:jc w:val="left"/>
             </w:pPr>
             <w:r>
@@ -6881,6 +7100,8 @@
           <w:p>
             <w:pPr>
               <w:pStyle w:val="Normal"/>
+              <w:spacing w:line="240" w:lineRule="auto" w:before="0" w:after="0"/>
+              <w:ind w:firstLine="0"/>
               <w:jc w:val="center"/>
               <w:rPr>
                 <w:b w:val="1"/>
@@ -6892,6 +7113,7 @@
           <w:p>
             <w:pPr>
               <w:spacing w:before="0" w:after="0" w:line="240" w:lineRule="auto"/>
+              <w:ind w:firstLine="0"/>
               <w:jc w:val="center"/>
             </w:pPr>
             <w:r>
@@ -6910,6 +7132,8 @@
           <w:p>
             <w:pPr>
               <w:pStyle w:val="Normal"/>
+              <w:spacing w:line="240" w:lineRule="auto" w:before="0" w:after="0"/>
+              <w:ind w:firstLine="0"/>
               <w:jc w:val="center"/>
               <w:rPr>
                 <w:b w:val="1"/>
@@ -6917,6 +7141,19 @@
                 <w:lang w:val="kk-KZ"/>
               </w:rPr>
             </w:pPr>
+          </w:p>
+          <w:p>
+            <w:pPr>
+              <w:spacing w:before="0" w:after="0" w:line="240" w:lineRule="auto"/>
+              <w:ind w:firstLine="0"/>
+              <w:jc w:val="center"/>
+            </w:pPr>
+            <w:r>
+              <w:rPr>
+                <w:i/>
+              </w:rPr>
+              <w:t>Написана теоретическая глава</w:t>
+            </w:r>
           </w:p>
         </w:tc>
       </w:tr>
@@ -6933,6 +7170,8 @@
           <w:p>
             <w:pPr>
               <w:pStyle w:val="Normal"/>
+              <w:spacing w:line="240" w:lineRule="auto" w:before="0" w:after="0"/>
+              <w:ind w:firstLine="0"/>
               <w:jc w:val="center"/>
               <w:rPr>
                 <w:rFonts w:ascii="Times New Roman" w:hAnsi="Times New Roman" w:eastAsia="Times New Roman" w:cs="Times New Roman"/>
@@ -7019,6 +7258,8 @@
           <w:p>
             <w:pPr>
               <w:pStyle w:val="Normal"/>
+              <w:spacing w:line="240" w:lineRule="auto" w:before="0" w:after="0"/>
+              <w:ind w:firstLine="0"/>
               <w:jc w:val="center"/>
               <w:rPr>
                 <w:b w:val="1"/>
@@ -7038,6 +7279,8 @@
           <w:p>
             <w:pPr>
               <w:pStyle w:val="Normal"/>
+              <w:spacing w:line="240" w:lineRule="auto" w:before="0" w:after="0"/>
+              <w:ind w:firstLine="0"/>
               <w:jc w:val="center"/>
               <w:rPr>
                 <w:b w:val="1"/>
@@ -7055,6 +7298,8 @@
           <w:p>
             <w:pPr>
               <w:pStyle w:val="Normal"/>
+              <w:spacing w:line="240" w:lineRule="auto" w:before="0" w:after="0"/>
+              <w:ind w:firstLine="0"/>
               <w:jc w:val="center"/>
               <w:rPr>
                 <w:b w:val="1"/>
@@ -7066,6 +7311,7 @@
           <w:p>
             <w:pPr>
               <w:spacing w:before="0" w:after="0" w:line="240" w:lineRule="auto"/>
+              <w:ind w:firstLine="0"/>
               <w:jc w:val="center"/>
             </w:pPr>
             <w:r>
@@ -7084,8 +7330,8 @@
           <w:p>
             <w:pPr>
               <w:pStyle w:val="Normal"/>
-              <w:spacing w:before="240" w:beforeAutospacing="off" w:after="240" w:afterAutospacing="off"/>
-              <w:ind w:left="0"/>
+              <w:spacing w:before="0" w:beforeAutospacing="off" w:after="0" w:afterAutospacing="off" w:line="240" w:lineRule="auto"/>
+              <w:ind w:left="0" w:firstLine="0"/>
               <w:jc w:val="left"/>
               <w:rPr>
                 <w:rFonts w:ascii="Times New Roman" w:hAnsi="Times New Roman" w:eastAsia="Times New Roman" w:cs="Times New Roman"/>
@@ -7173,8 +7419,8 @@
           <w:p>
             <w:pPr>
               <w:pStyle w:val="Normal"/>
-              <w:spacing w:before="240" w:beforeAutospacing="off" w:after="240" w:afterAutospacing="off"/>
-              <w:ind w:left="0"/>
+              <w:spacing w:before="0" w:beforeAutospacing="off" w:after="0" w:afterAutospacing="off" w:line="240" w:lineRule="auto"/>
+              <w:ind w:left="0" w:firstLine="0"/>
               <w:jc w:val="left"/>
               <w:rPr>
                 <w:rFonts w:ascii="Times New Roman" w:hAnsi="Times New Roman" w:eastAsia="Times New Roman" w:cs="Times New Roman"/>
@@ -7372,6 +7618,8 @@
           <w:p>
             <w:pPr>
               <w:pStyle w:val="Normal"/>
+              <w:spacing w:line="240" w:lineRule="auto" w:before="0" w:after="0"/>
+              <w:ind w:firstLine="0"/>
               <w:jc w:val="left"/>
               <w:rPr>
                 <w:rFonts w:ascii="Times New Roman" w:hAnsi="Times New Roman" w:eastAsia="Times New Roman" w:cs="Times New Roman"/>
@@ -7387,6 +7635,7 @@
           <w:p>
             <w:pPr>
               <w:spacing w:before="0" w:after="0" w:line="240" w:lineRule="auto"/>
+              <w:ind w:firstLine="0"/>
               <w:jc w:val="left"/>
             </w:pPr>
             <w:r>
@@ -7405,6 +7654,8 @@
           <w:p>
             <w:pPr>
               <w:pStyle w:val="Normal"/>
+              <w:spacing w:line="240" w:lineRule="auto" w:before="0" w:after="0"/>
+              <w:ind w:firstLine="0"/>
               <w:jc w:val="center"/>
               <w:rPr>
                 <w:b w:val="1"/>
@@ -7416,6 +7667,7 @@
           <w:p>
             <w:pPr>
               <w:spacing w:before="0" w:after="0" w:line="240" w:lineRule="auto"/>
+              <w:ind w:firstLine="0"/>
               <w:jc w:val="center"/>
             </w:pPr>
             <w:r>
@@ -7434,6 +7686,8 @@
           <w:p>
             <w:pPr>
               <w:pStyle w:val="Normal"/>
+              <w:spacing w:line="240" w:lineRule="auto" w:before="0" w:after="0"/>
+              <w:ind w:firstLine="0"/>
               <w:jc w:val="center"/>
               <w:rPr>
                 <w:b w:val="1"/>
@@ -7441,6 +7695,19 @@
                 <w:lang w:val="kk-KZ"/>
               </w:rPr>
             </w:pPr>
+          </w:p>
+          <w:p>
+            <w:pPr>
+              <w:spacing w:before="0" w:after="0" w:line="240" w:lineRule="auto"/>
+              <w:ind w:firstLine="0"/>
+              <w:jc w:val="center"/>
+            </w:pPr>
+            <w:r>
+              <w:rPr>
+                <w:i/>
+              </w:rPr>
+              <w:t>От K-fold отказались: утечка из будущего</w:t>
+            </w:r>
           </w:p>
         </w:tc>
       </w:tr>
@@ -7456,6 +7723,8 @@
           <w:p>
             <w:pPr>
               <w:pStyle w:val="Normal"/>
+              <w:spacing w:line="240" w:lineRule="auto" w:before="0" w:after="0"/>
+              <w:ind w:firstLine="0"/>
               <w:jc w:val="center"/>
               <w:rPr>
                 <w:b w:val="1"/>
@@ -7481,6 +7750,8 @@
           <w:p>
             <w:pPr>
               <w:pStyle w:val="Normal"/>
+              <w:spacing w:line="240" w:lineRule="auto" w:before="0" w:after="0"/>
+              <w:ind w:firstLine="0"/>
               <w:jc w:val="center"/>
               <w:rPr>
                 <w:b w:val="1"/>
@@ -7492,6 +7763,7 @@
           <w:p>
             <w:pPr>
               <w:spacing w:before="0" w:after="0" w:line="240" w:lineRule="auto"/>
+              <w:ind w:firstLine="0"/>
               <w:jc w:val="center"/>
             </w:pPr>
             <w:r>
@@ -7510,8 +7782,8 @@
           <w:p>
             <w:pPr>
               <w:pStyle w:val="Normal"/>
-              <w:spacing w:before="240" w:beforeAutospacing="off" w:after="240" w:afterAutospacing="off"/>
-              <w:ind w:left="0"/>
+              <w:spacing w:before="0" w:beforeAutospacing="off" w:after="0" w:afterAutospacing="off" w:line="240" w:lineRule="auto"/>
+              <w:ind w:left="0" w:firstLine="0"/>
               <w:jc w:val="left"/>
               <w:rPr>
                 <w:rFonts w:ascii="Times New Roman" w:hAnsi="Times New Roman" w:eastAsia="Times New Roman" w:cs="Times New Roman"/>
@@ -7601,8 +7873,8 @@
               <w:pStyle w:val="Normal"/>
               <w:suppressLineNumbers w:val="0"/>
               <w:bidi w:val="0"/>
-              <w:spacing w:before="240" w:beforeAutospacing="off" w:after="240" w:afterAutospacing="off" w:line="259" w:lineRule="auto"/>
-              <w:ind w:right="0"/>
+              <w:spacing w:before="0" w:beforeAutospacing="off" w:after="0" w:afterAutospacing="off" w:line="240" w:lineRule="auto"/>
+              <w:ind w:right="0" w:firstLine="0"/>
               <w:jc w:val="left"/>
               <w:rPr>
                 <w:rFonts w:ascii="Times New Roman" w:hAnsi="Times New Roman" w:eastAsia="Times New Roman" w:cs="Times New Roman"/>
@@ -7801,8 +8073,8 @@
           <w:p>
             <w:pPr>
               <w:pStyle w:val="Normal"/>
-              <w:spacing w:before="240" w:beforeAutospacing="off" w:after="240" w:afterAutospacing="off"/>
-              <w:ind w:left="0"/>
+              <w:spacing w:before="0" w:beforeAutospacing="off" w:after="0" w:afterAutospacing="off" w:line="240" w:lineRule="auto"/>
+              <w:ind w:left="0" w:firstLine="0"/>
               <w:jc w:val="left"/>
               <w:rPr>
                 <w:rFonts w:ascii="Times New Roman" w:hAnsi="Times New Roman" w:eastAsia="Times New Roman" w:cs="Times New Roman"/>
@@ -7930,6 +8202,7 @@
           <w:p>
             <w:pPr>
               <w:spacing w:before="0" w:after="0" w:line="240" w:lineRule="auto"/>
+              <w:ind w:firstLine="0"/>
               <w:jc w:val="left"/>
             </w:pPr>
             <w:r>
@@ -7950,6 +8223,8 @@
           <w:p>
             <w:pPr>
               <w:pStyle w:val="Normal"/>
+              <w:spacing w:line="240" w:lineRule="auto" w:before="0" w:after="0"/>
+              <w:ind w:firstLine="0"/>
               <w:jc w:val="center"/>
               <w:rPr>
                 <w:b w:val="1"/>
@@ -7961,6 +8236,7 @@
           <w:p>
             <w:pPr>
               <w:spacing w:before="0" w:after="0" w:line="240" w:lineRule="auto"/>
+              <w:ind w:firstLine="0"/>
               <w:jc w:val="center"/>
             </w:pPr>
             <w:r>
@@ -7979,6 +8255,8 @@
           <w:p>
             <w:pPr>
               <w:pStyle w:val="Normal"/>
+              <w:spacing w:line="240" w:lineRule="auto" w:before="0" w:after="0"/>
+              <w:ind w:firstLine="0"/>
               <w:jc w:val="center"/>
               <w:rPr>
                 <w:b w:val="1"/>
@@ -7990,6 +8268,7 @@
           <w:p>
             <w:pPr>
               <w:spacing w:before="0" w:after="0" w:line="240" w:lineRule="auto"/>
+              <w:ind w:firstLine="0"/>
               <w:jc w:val="center"/>
             </w:pPr>
             <w:r>
@@ -8013,6 +8292,8 @@
           <w:p>
             <w:pPr>
               <w:pStyle w:val="Normal"/>
+              <w:spacing w:line="240" w:lineRule="auto" w:before="0" w:after="0"/>
+              <w:ind w:firstLine="0"/>
               <w:jc w:val="center"/>
               <w:rPr>
                 <w:b w:val="1"/>
@@ -8038,6 +8319,8 @@
           <w:p>
             <w:pPr>
               <w:pStyle w:val="Normal"/>
+              <w:spacing w:line="240" w:lineRule="auto" w:before="0" w:after="0"/>
+              <w:ind w:firstLine="0"/>
               <w:jc w:val="center"/>
               <w:rPr>
                 <w:b w:val="1"/>
@@ -8049,6 +8332,7 @@
           <w:p>
             <w:pPr>
               <w:spacing w:before="0" w:after="0" w:line="240" w:lineRule="auto"/>
+              <w:ind w:firstLine="0"/>
               <w:jc w:val="center"/>
             </w:pPr>
             <w:r>
@@ -8067,8 +8351,8 @@
           <w:p>
             <w:pPr>
               <w:pStyle w:val="Normal"/>
-              <w:spacing w:before="240" w:beforeAutospacing="off" w:after="240" w:afterAutospacing="off"/>
-              <w:ind w:left="0"/>
+              <w:spacing w:before="0" w:beforeAutospacing="off" w:after="0" w:afterAutospacing="off" w:line="240" w:lineRule="auto"/>
+              <w:ind w:left="0" w:firstLine="0"/>
               <w:jc w:val="left"/>
               <w:rPr>
                 <w:rFonts w:ascii="Times New Roman" w:hAnsi="Times New Roman" w:eastAsia="Times New Roman" w:cs="Times New Roman"/>
@@ -8134,8 +8418,8 @@
               <w:pStyle w:val="Normal"/>
               <w:suppressLineNumbers w:val="0"/>
               <w:bidi w:val="0"/>
-              <w:spacing w:before="240" w:beforeAutospacing="off" w:after="240" w:afterAutospacing="off" w:line="259" w:lineRule="auto"/>
-              <w:ind w:right="0"/>
+              <w:spacing w:before="0" w:beforeAutospacing="off" w:after="0" w:afterAutospacing="off" w:line="240" w:lineRule="auto"/>
+              <w:ind w:right="0" w:firstLine="0"/>
               <w:jc w:val="left"/>
               <w:rPr>
                 <w:rFonts w:ascii="Times New Roman" w:hAnsi="Times New Roman" w:eastAsia="Times New Roman" w:cs="Times New Roman"/>
@@ -8297,8 +8581,8 @@
               <w:pStyle w:val="Normal"/>
               <w:suppressLineNumbers w:val="0"/>
               <w:bidi w:val="0"/>
-              <w:spacing w:before="240" w:beforeAutospacing="off" w:after="240" w:afterAutospacing="off" w:line="259" w:lineRule="auto"/>
-              <w:ind w:right="0"/>
+              <w:spacing w:before="0" w:beforeAutospacing="off" w:after="0" w:afterAutospacing="off" w:line="240" w:lineRule="auto"/>
+              <w:ind w:right="0" w:firstLine="0"/>
               <w:jc w:val="left"/>
               <w:rPr>
                 <w:rFonts w:ascii="Times New Roman" w:hAnsi="Times New Roman" w:eastAsia="Times New Roman" w:cs="Times New Roman"/>
@@ -8421,8 +8705,8 @@
               <w:pStyle w:val="Normal"/>
               <w:suppressLineNumbers w:val="0"/>
               <w:bidi w:val="0"/>
-              <w:spacing w:before="240" w:beforeAutospacing="off" w:after="240" w:afterAutospacing="off" w:line="259" w:lineRule="auto"/>
-              <w:ind w:right="0"/>
+              <w:spacing w:before="0" w:beforeAutospacing="off" w:after="0" w:afterAutospacing="off" w:line="240" w:lineRule="auto"/>
+              <w:ind w:right="0" w:firstLine="0"/>
               <w:jc w:val="left"/>
               <w:rPr>
                 <w:rFonts w:ascii="Times New Roman" w:hAnsi="Times New Roman" w:eastAsia="Times New Roman" w:cs="Times New Roman"/>
@@ -8595,6 +8879,7 @@
           <w:p>
             <w:pPr>
               <w:spacing w:before="0" w:after="0" w:line="240" w:lineRule="auto"/>
+              <w:ind w:firstLine="0"/>
               <w:jc w:val="left"/>
             </w:pPr>
             <w:r>
@@ -8615,6 +8900,8 @@
           <w:p>
             <w:pPr>
               <w:pStyle w:val="Normal"/>
+              <w:spacing w:line="240" w:lineRule="auto" w:before="0" w:after="0"/>
+              <w:ind w:firstLine="0"/>
               <w:jc w:val="center"/>
               <w:rPr>
                 <w:b w:val="1"/>
@@ -8626,6 +8913,7 @@
           <w:p>
             <w:pPr>
               <w:spacing w:before="0" w:after="0" w:line="240" w:lineRule="auto"/>
+              <w:ind w:firstLine="0"/>
               <w:jc w:val="center"/>
             </w:pPr>
             <w:r>
@@ -8644,6 +8932,8 @@
           <w:p>
             <w:pPr>
               <w:pStyle w:val="Normal"/>
+              <w:spacing w:line="240" w:lineRule="auto" w:before="0" w:after="0"/>
+              <w:ind w:firstLine="0"/>
               <w:jc w:val="center"/>
               <w:rPr>
                 <w:b w:val="1"/>
@@ -8655,6 +8945,7 @@
           <w:p>
             <w:pPr>
               <w:spacing w:before="0" w:after="0" w:line="240" w:lineRule="auto"/>
+              <w:ind w:firstLine="0"/>
               <w:jc w:val="center"/>
             </w:pPr>
             <w:r>
@@ -8679,6 +8970,8 @@
           <w:p>
             <w:pPr>
               <w:pStyle w:val="Normal"/>
+              <w:spacing w:line="240" w:lineRule="auto" w:before="0" w:after="0"/>
+              <w:ind w:firstLine="0"/>
               <w:jc w:val="center"/>
               <w:rPr>
                 <w:b w:val="1"/>
@@ -8690,7 +8983,8 @@
           <w:p>
             <w:pPr>
               <w:pStyle w:val="Normal"/>
-              <w:ind w:left="708"/>
+              <w:spacing w:line="240" w:lineRule="auto" w:before="0" w:after="0"/>
+              <w:ind w:left="708" w:firstLine="0"/>
               <w:jc w:val="left"/>
               <w:rPr>
                 <w:rFonts w:ascii="Times New Roman" w:hAnsi="Times New Roman" w:eastAsia="Times New Roman" w:cs="Times New Roman"/>
@@ -8801,6 +9095,8 @@
           <w:p>
             <w:pPr>
               <w:pStyle w:val="Normal"/>
+              <w:spacing w:line="240" w:lineRule="auto" w:before="0" w:after="0"/>
+              <w:ind w:firstLine="0"/>
               <w:jc w:val="center"/>
               <w:rPr>
                 <w:b w:val="1"/>
@@ -8826,6 +9122,8 @@
           <w:p>
             <w:pPr>
               <w:pStyle w:val="Normal"/>
+              <w:spacing w:line="240" w:lineRule="auto" w:before="0" w:after="0"/>
+              <w:ind w:firstLine="0"/>
               <w:jc w:val="center"/>
               <w:rPr>
                 <w:b w:val="1"/>
@@ -8837,6 +9135,7 @@
           <w:p>
             <w:pPr>
               <w:spacing w:before="0" w:after="0" w:line="240" w:lineRule="auto"/>
+              <w:ind w:firstLine="0"/>
               <w:jc w:val="center"/>
             </w:pPr>
             <w:r>
@@ -8855,8 +9154,8 @@
           <w:p>
             <w:pPr>
               <w:pStyle w:val="Normal"/>
-              <w:spacing w:before="240" w:beforeAutospacing="off" w:after="240" w:afterAutospacing="off"/>
-              <w:ind w:left="0"/>
+              <w:spacing w:before="0" w:beforeAutospacing="off" w:after="0" w:afterAutospacing="off" w:line="240" w:lineRule="auto"/>
+              <w:ind w:left="0" w:firstLine="0"/>
               <w:jc w:val="left"/>
               <w:rPr>
                 <w:rFonts w:ascii="Times New Roman" w:hAnsi="Times New Roman" w:eastAsia="Times New Roman" w:cs="Times New Roman"/>
@@ -8970,8 +9269,8 @@
               <w:pStyle w:val="Normal"/>
               <w:suppressLineNumbers w:val="0"/>
               <w:bidi w:val="0"/>
-              <w:spacing w:before="240" w:beforeAutospacing="off" w:after="240" w:afterAutospacing="off" w:line="259" w:lineRule="auto"/>
-              <w:ind w:right="0"/>
+              <w:spacing w:before="0" w:beforeAutospacing="off" w:after="0" w:afterAutospacing="off" w:line="240" w:lineRule="auto"/>
+              <w:ind w:right="0" w:firstLine="0"/>
               <w:jc w:val="left"/>
               <w:rPr>
                 <w:rFonts w:ascii="Times New Roman" w:hAnsi="Times New Roman" w:eastAsia="Times New Roman" w:cs="Times New Roman"/>
@@ -9276,8 +9575,8 @@
               <w:pStyle w:val="Normal"/>
               <w:suppressLineNumbers w:val="0"/>
               <w:bidi w:val="0"/>
-              <w:spacing w:before="240" w:beforeAutospacing="off" w:after="240" w:afterAutospacing="off" w:line="259" w:lineRule="auto"/>
-              <w:ind w:right="0"/>
+              <w:spacing w:before="0" w:beforeAutospacing="off" w:after="0" w:afterAutospacing="off" w:line="240" w:lineRule="auto"/>
+              <w:ind w:right="0" w:firstLine="0"/>
               <w:jc w:val="left"/>
               <w:rPr>
                 <w:rFonts w:ascii="Times New Roman" w:hAnsi="Times New Roman" w:eastAsia="Times New Roman" w:cs="Times New Roman"/>
@@ -9437,8 +9736,8 @@
           <w:p>
             <w:pPr>
               <w:pStyle w:val="Normal"/>
-              <w:spacing w:before="240" w:beforeAutospacing="off" w:after="240" w:afterAutospacing="off"/>
-              <w:ind w:left="0"/>
+              <w:spacing w:before="0" w:beforeAutospacing="off" w:after="0" w:afterAutospacing="off" w:line="240" w:lineRule="auto"/>
+              <w:ind w:left="0" w:firstLine="0"/>
               <w:jc w:val="left"/>
               <w:rPr>
                 <w:rFonts w:ascii="Times New Roman" w:hAnsi="Times New Roman" w:eastAsia="Times New Roman" w:cs="Times New Roman"/>
@@ -9553,6 +9852,7 @@
           <w:p>
             <w:pPr>
               <w:spacing w:before="0" w:after="0" w:line="240" w:lineRule="auto"/>
+              <w:ind w:firstLine="0"/>
               <w:jc w:val="left"/>
             </w:pPr>
             <w:r>
@@ -9573,6 +9873,8 @@
           <w:p>
             <w:pPr>
               <w:pStyle w:val="Normal"/>
+              <w:spacing w:line="240" w:lineRule="auto" w:before="0" w:after="0"/>
+              <w:ind w:firstLine="0"/>
               <w:jc w:val="center"/>
               <w:rPr>
                 <w:b w:val="1"/>
@@ -9584,6 +9886,7 @@
           <w:p>
             <w:pPr>
               <w:spacing w:before="0" w:after="0" w:line="240" w:lineRule="auto"/>
+              <w:ind w:firstLine="0"/>
               <w:jc w:val="center"/>
             </w:pPr>
             <w:r>
@@ -9602,6 +9905,8 @@
           <w:p>
             <w:pPr>
               <w:pStyle w:val="Normal"/>
+              <w:spacing w:line="240" w:lineRule="auto" w:before="0" w:after="0"/>
+              <w:ind w:firstLine="0"/>
               <w:jc w:val="center"/>
               <w:rPr>
                 <w:b w:val="1"/>
@@ -9609,6 +9914,19 @@
                 <w:lang w:val="kk-KZ"/>
               </w:rPr>
             </w:pPr>
+          </w:p>
+          <w:p>
+            <w:pPr>
+              <w:spacing w:before="0" w:after="0" w:line="240" w:lineRule="auto"/>
+              <w:ind w:firstLine="0"/>
+              <w:jc w:val="center"/>
+            </w:pPr>
+            <w:r>
+              <w:rPr>
+                <w:i/>
+              </w:rPr>
+              <w:t>Объём работы — 20 страниц</w:t>
+            </w:r>
           </w:p>
         </w:tc>
       </w:tr>
@@ -9624,6 +9942,8 @@
           <w:p>
             <w:pPr>
               <w:pStyle w:val="Normal"/>
+              <w:spacing w:line="240" w:lineRule="auto" w:before="0" w:after="0"/>
+              <w:ind w:firstLine="0"/>
               <w:jc w:val="center"/>
               <w:rPr>
                 <w:b w:val="1"/>
@@ -9649,6 +9969,8 @@
           <w:p>
             <w:pPr>
               <w:pStyle w:val="Normal"/>
+              <w:spacing w:line="240" w:lineRule="auto" w:before="0" w:after="0"/>
+              <w:ind w:firstLine="0"/>
               <w:jc w:val="center"/>
               <w:rPr>
                 <w:b w:val="1"/>
@@ -9660,6 +9982,7 @@
           <w:p>
             <w:pPr>
               <w:spacing w:before="0" w:after="0" w:line="240" w:lineRule="auto"/>
+              <w:ind w:firstLine="0"/>
               <w:jc w:val="center"/>
             </w:pPr>
             <w:r>
@@ -9678,8 +10001,8 @@
           <w:p>
             <w:pPr>
               <w:pStyle w:val="Normal"/>
-              <w:spacing w:before="240" w:beforeAutospacing="off" w:after="240" w:afterAutospacing="off"/>
-              <w:ind w:left="0"/>
+              <w:spacing w:before="0" w:beforeAutospacing="off" w:after="0" w:afterAutospacing="off" w:line="240" w:lineRule="auto"/>
+              <w:ind w:left="0" w:firstLine="0"/>
               <w:jc w:val="left"/>
               <w:rPr>
                 <w:rFonts w:ascii="Times New Roman" w:hAnsi="Times New Roman" w:eastAsia="Times New Roman" w:cs="Times New Roman"/>
@@ -9745,8 +10068,8 @@
               <w:pStyle w:val="Normal"/>
               <w:suppressLineNumbers w:val="0"/>
               <w:bidi w:val="0"/>
-              <w:spacing w:before="240" w:beforeAutospacing="off" w:after="240" w:afterAutospacing="off" w:line="259" w:lineRule="auto"/>
-              <w:ind w:right="0"/>
+              <w:spacing w:before="0" w:beforeAutospacing="off" w:after="0" w:afterAutospacing="off" w:line="240" w:lineRule="auto"/>
+              <w:ind w:right="0" w:firstLine="0"/>
               <w:jc w:val="left"/>
               <w:rPr>
                 <w:rFonts w:ascii="Times New Roman" w:hAnsi="Times New Roman" w:eastAsia="Times New Roman" w:cs="Times New Roman"/>
@@ -9973,8 +10296,8 @@
               <w:pStyle w:val="Normal"/>
               <w:suppressLineNumbers w:val="0"/>
               <w:bidi w:val="0"/>
-              <w:spacing w:before="240" w:beforeAutospacing="off" w:after="240" w:afterAutospacing="off" w:line="259" w:lineRule="auto"/>
-              <w:ind w:right="0"/>
+              <w:spacing w:before="0" w:beforeAutospacing="off" w:after="0" w:afterAutospacing="off" w:line="240" w:lineRule="auto"/>
+              <w:ind w:right="0" w:firstLine="0"/>
               <w:jc w:val="left"/>
               <w:rPr>
                 <w:rFonts w:ascii="Times New Roman" w:hAnsi="Times New Roman" w:eastAsia="Times New Roman" w:cs="Times New Roman"/>
@@ -10134,7 +10457,8 @@
           <w:p>
             <w:pPr>
               <w:pStyle w:val="Normal"/>
-              <w:ind w:left="0"/>
+              <w:spacing w:line="240" w:lineRule="auto" w:before="0" w:after="0"/>
+              <w:ind w:left="0" w:firstLine="0"/>
               <w:jc w:val="left"/>
               <w:rPr>
                 <w:rFonts w:ascii="Times New Roman" w:hAnsi="Times New Roman" w:eastAsia="Times New Roman" w:cs="Times New Roman"/>
@@ -10150,6 +10474,7 @@
           <w:p>
             <w:pPr>
               <w:spacing w:before="0" w:after="0" w:line="240" w:lineRule="auto"/>
+              <w:ind w:firstLine="0"/>
               <w:jc w:val="left"/>
             </w:pPr>
             <w:r>
@@ -10168,6 +10493,8 @@
           <w:p>
             <w:pPr>
               <w:pStyle w:val="Normal"/>
+              <w:spacing w:line="240" w:lineRule="auto" w:before="0" w:after="0"/>
+              <w:ind w:firstLine="0"/>
               <w:jc w:val="center"/>
               <w:rPr>
                 <w:b w:val="1"/>
@@ -10179,6 +10506,7 @@
           <w:p>
             <w:pPr>
               <w:spacing w:before="0" w:after="0" w:line="240" w:lineRule="auto"/>
+              <w:ind w:firstLine="0"/>
               <w:jc w:val="center"/>
             </w:pPr>
             <w:r>
@@ -10197,6 +10525,8 @@
           <w:p>
             <w:pPr>
               <w:pStyle w:val="Normal"/>
+              <w:spacing w:line="240" w:lineRule="auto" w:before="0" w:after="0"/>
+              <w:ind w:firstLine="0"/>
               <w:jc w:val="center"/>
               <w:rPr>
                 <w:b w:val="1"/>
@@ -10204,6 +10534,19 @@
                 <w:lang w:val="kk-KZ"/>
               </w:rPr>
             </w:pPr>
+          </w:p>
+          <w:p>
+            <w:pPr>
+              <w:spacing w:before="0" w:after="0" w:line="240" w:lineRule="auto"/>
+              <w:ind w:firstLine="0"/>
+              <w:jc w:val="center"/>
+            </w:pPr>
+            <w:r>
+              <w:rPr>
+                <w:i/>
+              </w:rPr>
+              <w:t>Витрина работает без интернета</w:t>
+            </w:r>
           </w:p>
         </w:tc>
       </w:tr>
@@ -10222,8 +10565,8 @@
               <w:pStyle w:val="Normal"/>
               <w:suppressLineNumbers w:val="0"/>
               <w:bidi w:val="0"/>
-              <w:spacing w:before="0" w:beforeAutospacing="off" w:after="0" w:afterAutospacing="off" w:line="259" w:lineRule="auto"/>
-              <w:ind w:left="0" w:right="0"/>
+              <w:spacing w:before="0" w:beforeAutospacing="off" w:after="0" w:afterAutospacing="off" w:line="240" w:lineRule="auto"/>
+              <w:ind w:left="0" w:right="0" w:firstLine="0"/>
               <w:jc w:val="center"/>
               <w:rPr>
                 <w:b w:val="1"/>
@@ -10313,6 +10656,8 @@
           <w:p>
             <w:pPr>
               <w:pStyle w:val="Normal"/>
+              <w:spacing w:line="240" w:lineRule="auto" w:before="0" w:after="0"/>
+              <w:ind w:firstLine="0"/>
               <w:jc w:val="center"/>
               <w:rPr>
                 <w:b w:val="1"/>
@@ -10335,6 +10680,8 @@
           <w:p>
             <w:pPr>
               <w:pStyle w:val="Normal"/>
+              <w:spacing w:line="240" w:lineRule="auto" w:before="0" w:after="0"/>
+              <w:ind w:firstLine="0"/>
               <w:jc w:val="center"/>
               <w:rPr>
                 <w:b w:val="1"/>
@@ -10360,6 +10707,8 @@
           <w:p>
             <w:pPr>
               <w:pStyle w:val="Normal"/>
+              <w:spacing w:line="240" w:lineRule="auto" w:before="0" w:after="0"/>
+              <w:ind w:firstLine="0"/>
               <w:jc w:val="center"/>
               <w:rPr>
                 <w:b w:val="1"/>
@@ -10371,6 +10720,7 @@
           <w:p>
             <w:pPr>
               <w:spacing w:before="0" w:after="0" w:line="240" w:lineRule="auto"/>
+              <w:ind w:firstLine="0"/>
               <w:jc w:val="center"/>
             </w:pPr>
             <w:r>
@@ -10389,8 +10739,8 @@
           <w:p>
             <w:pPr>
               <w:pStyle w:val="Normal"/>
-              <w:spacing w:before="240" w:beforeAutospacing="off" w:after="240" w:afterAutospacing="off"/>
-              <w:ind w:left="0"/>
+              <w:spacing w:before="0" w:beforeAutospacing="off" w:after="0" w:afterAutospacing="off" w:line="240" w:lineRule="auto"/>
+              <w:ind w:left="0" w:firstLine="0"/>
               <w:jc w:val="left"/>
               <w:rPr>
                 <w:rFonts w:ascii="Times New Roman" w:hAnsi="Times New Roman" w:eastAsia="Times New Roman" w:cs="Times New Roman"/>
@@ -10456,8 +10806,8 @@
               <w:pStyle w:val="Normal"/>
               <w:suppressLineNumbers w:val="0"/>
               <w:bidi w:val="0"/>
-              <w:spacing w:before="240" w:beforeAutospacing="off" w:after="240" w:afterAutospacing="off" w:line="259" w:lineRule="auto"/>
-              <w:ind w:right="0"/>
+              <w:spacing w:before="0" w:beforeAutospacing="off" w:after="0" w:afterAutospacing="off" w:line="240" w:lineRule="auto"/>
+              <w:ind w:right="0" w:firstLine="0"/>
               <w:jc w:val="left"/>
               <w:rPr>
                 <w:rFonts w:ascii="Times New Roman" w:hAnsi="Times New Roman" w:eastAsia="Times New Roman" w:cs="Times New Roman"/>
@@ -10682,7 +11032,8 @@
           <w:p>
             <w:pPr>
               <w:pStyle w:val="Normal"/>
-              <w:ind w:left="0"/>
+              <w:spacing w:line="240" w:lineRule="auto" w:before="0" w:after="0"/>
+              <w:ind w:left="0" w:firstLine="0"/>
               <w:jc w:val="left"/>
               <w:rPr>
                 <w:rFonts w:ascii="Times New Roman" w:hAnsi="Times New Roman" w:eastAsia="Times New Roman" w:cs="Times New Roman"/>
@@ -10694,6 +11045,19 @@
                 <w:lang w:val="kk-KZ"/>
               </w:rPr>
             </w:pPr>
+          </w:p>
+          <w:p>
+            <w:pPr>
+              <w:spacing w:before="0" w:after="0" w:line="240" w:lineRule="auto"/>
+              <w:ind w:firstLine="0"/>
+              <w:jc w:val="left"/>
+            </w:pPr>
+            <w:r>
+              <w:rPr>
+                <w:i/>
+              </w:rPr>
+              <w:t>Доклад, демонстрация веб-витрины и ответы на вопросы комиссии.</w:t>
+            </w:r>
           </w:p>
         </w:tc>
         <w:tc>
@@ -10704,6 +11068,8 @@
           <w:p>
             <w:pPr>
               <w:pStyle w:val="Normal"/>
+              <w:spacing w:line="240" w:lineRule="auto" w:before="0" w:after="0"/>
+              <w:ind w:firstLine="0"/>
               <w:jc w:val="center"/>
               <w:rPr>
                 <w:b w:val="1"/>
@@ -10715,6 +11081,7 @@
           <w:p>
             <w:pPr>
               <w:spacing w:before="0" w:after="0" w:line="240" w:lineRule="auto"/>
+              <w:ind w:firstLine="0"/>
               <w:jc w:val="center"/>
             </w:pPr>
             <w:r>
@@ -10733,6 +11100,8 @@
           <w:p>
             <w:pPr>
               <w:pStyle w:val="Normal"/>
+              <w:spacing w:line="240" w:lineRule="auto" w:before="0" w:after="0"/>
+              <w:ind w:firstLine="0"/>
               <w:jc w:val="center"/>
               <w:rPr>
                 <w:b w:val="1"/>
@@ -10740,6 +11109,19 @@
                 <w:lang w:val="kk-KZ"/>
               </w:rPr>
             </w:pPr>
+          </w:p>
+          <w:p>
+            <w:pPr>
+              <w:spacing w:before="0" w:after="0" w:line="240" w:lineRule="auto"/>
+              <w:ind w:firstLine="0"/>
+              <w:jc w:val="center"/>
+            </w:pPr>
+            <w:r>
+              <w:rPr>
+                <w:i/>
+              </w:rPr>
+              <w:t>Республиканский конкурс научных проектов</w:t>
+            </w:r>
           </w:p>
         </w:tc>
       </w:tr>
@@ -10755,6 +11137,8 @@
           <w:p>
             <w:pPr>
               <w:pStyle w:val="Normal"/>
+              <w:spacing w:line="240" w:lineRule="auto" w:before="0" w:after="0"/>
+              <w:ind w:firstLine="0"/>
               <w:jc w:val="center"/>
               <w:rPr>
                 <w:b w:val="1"/>
@@ -10772,6 +11156,8 @@
           <w:p>
             <w:pPr>
               <w:pStyle w:val="Normal"/>
+              <w:spacing w:line="240" w:lineRule="auto" w:before="0" w:after="0"/>
+              <w:ind w:firstLine="0"/>
               <w:jc w:val="center"/>
               <w:rPr>
                 <w:b w:val="1"/>
@@ -10783,6 +11169,7 @@
           <w:p>
             <w:pPr>
               <w:spacing w:before="0" w:after="0" w:line="240" w:lineRule="auto"/>
+              <w:ind w:firstLine="0"/>
               <w:jc w:val="center"/>
             </w:pPr>
             <w:r>
@@ -10801,8 +11188,8 @@
           <w:p>
             <w:pPr>
               <w:pStyle w:val="Normal"/>
-              <w:spacing w:before="240" w:beforeAutospacing="off" w:after="240" w:afterAutospacing="off"/>
-              <w:ind w:left="0"/>
+              <w:spacing w:before="0" w:beforeAutospacing="off" w:after="0" w:afterAutospacing="off" w:line="240" w:lineRule="auto"/>
+              <w:ind w:left="0" w:firstLine="0"/>
               <w:jc w:val="left"/>
               <w:rPr>
                 <w:rFonts w:ascii="Times New Roman" w:hAnsi="Times New Roman" w:eastAsia="Times New Roman" w:cs="Times New Roman"/>
@@ -10856,8 +11243,8 @@
               <w:pStyle w:val="Normal"/>
               <w:suppressLineNumbers w:val="0"/>
               <w:bidi w:val="0"/>
-              <w:spacing w:before="240" w:beforeAutospacing="off" w:after="240" w:afterAutospacing="off" w:line="259" w:lineRule="auto"/>
-              <w:ind w:right="0"/>
+              <w:spacing w:before="0" w:beforeAutospacing="off" w:after="0" w:afterAutospacing="off" w:line="240" w:lineRule="auto"/>
+              <w:ind w:right="0" w:firstLine="0"/>
               <w:jc w:val="left"/>
               <w:rPr>
                 <w:rFonts w:ascii="Times New Roman" w:hAnsi="Times New Roman" w:eastAsia="Times New Roman" w:cs="Times New Roman"/>
@@ -11069,7 +11456,8 @@
           <w:p>
             <w:pPr>
               <w:pStyle w:val="Normal"/>
-              <w:ind w:left="708"/>
+              <w:spacing w:line="240" w:lineRule="auto" w:before="0" w:after="0"/>
+              <w:ind w:left="708" w:firstLine="0"/>
               <w:jc w:val="left"/>
               <w:rPr>
                 <w:rFonts w:ascii="Times New Roman" w:hAnsi="Times New Roman" w:eastAsia="Times New Roman" w:cs="Times New Roman"/>
@@ -11081,6 +11469,19 @@
                 <w:lang w:val="kk-KZ"/>
               </w:rPr>
             </w:pPr>
+          </w:p>
+          <w:p>
+            <w:pPr>
+              <w:spacing w:before="0" w:after="0" w:line="240" w:lineRule="auto"/>
+              <w:ind w:firstLine="0"/>
+              <w:jc w:val="left"/>
+            </w:pPr>
+            <w:r>
+              <w:rPr>
+                <w:i/>
+              </w:rPr>
+              <w:t>Самоаудит пяти дефектов измерения: утечка ответа в признаки, сбор групп по ответам, смещение базовой линии, ловушка низкой активности, иллюзорная лестница миров. Все пять исправлены, отрицательные результаты оставлены в тексте работы.</w:t>
+            </w:r>
           </w:p>
         </w:tc>
         <w:tc>
@@ -11091,6 +11492,8 @@
           <w:p>
             <w:pPr>
               <w:pStyle w:val="Normal"/>
+              <w:spacing w:line="240" w:lineRule="auto" w:before="0" w:after="0"/>
+              <w:ind w:firstLine="0"/>
               <w:jc w:val="center"/>
               <w:rPr>
                 <w:b w:val="1"/>
@@ -11098,6 +11501,19 @@
                 <w:lang w:val="kk-KZ"/>
               </w:rPr>
             </w:pPr>
+          </w:p>
+          <w:p>
+            <w:pPr>
+              <w:spacing w:before="0" w:after="0" w:line="240" w:lineRule="auto"/>
+              <w:ind w:firstLine="0"/>
+              <w:jc w:val="center"/>
+            </w:pPr>
+            <w:r>
+              <w:rPr>
+                <w:i/>
+              </w:rPr>
+              <w:t>1 неделя</w:t>
+            </w:r>
           </w:p>
         </w:tc>
         <w:tc>
@@ -11108,6 +11524,8 @@
           <w:p>
             <w:pPr>
               <w:pStyle w:val="Normal"/>
+              <w:spacing w:line="240" w:lineRule="auto" w:before="0" w:after="0"/>
+              <w:ind w:firstLine="0"/>
               <w:jc w:val="center"/>
               <w:rPr>
                 <w:b w:val="1"/>
@@ -11115,12 +11533,27 @@
                 <w:lang w:val="kk-KZ"/>
               </w:rPr>
             </w:pPr>
+          </w:p>
+          <w:p>
+            <w:pPr>
+              <w:spacing w:before="0" w:after="0" w:line="240" w:lineRule="auto"/>
+              <w:ind w:firstLine="0"/>
+              <w:jc w:val="center"/>
+            </w:pPr>
+            <w:r>
+              <w:rPr>
+                <w:i/>
+              </w:rPr>
+              <w:t>Ошибки названы, а не спрятаны</w:t>
+            </w:r>
           </w:p>
         </w:tc>
       </w:tr>
     </w:tbl>
     <w:p>
       <w:pPr>
+        <w:spacing w:line="240" w:lineRule="auto" w:before="0" w:after="0"/>
+        <w:ind w:firstLine="0"/>
         <w:rPr>
           <w:lang w:val="kk-KZ"/>
         </w:rPr>
@@ -11128,6 +11561,8 @@
     </w:p>
     <w:p>
       <w:pPr>
+        <w:spacing w:line="240" w:lineRule="auto" w:before="0" w:after="0"/>
+        <w:ind w:firstLine="0"/>
         <w:jc w:val="center"/>
         <w:rPr>
           <w:b/>
@@ -11144,6 +11579,8 @@
     </w:p>
     <w:p>
       <w:pPr>
+        <w:spacing w:line="240" w:lineRule="auto" w:before="0" w:after="0"/>
+        <w:ind w:firstLine="0"/>
         <w:jc w:val="center"/>
         <w:rPr>
           <w:b/>

--- a/artifacts/Vertex_full.docx
+++ b/artifacts/Vertex_full.docx
@@ -484,6 +484,11 @@
         <w:rPr/>
         <w:tab/>
         <w:t>20</w:t>
+      </w:r>
+    </w:p>
+    <w:p>
+      <w:r>
+        <w:br w:type="page"/>
       </w:r>
     </w:p>
     <w:p>
@@ -3882,102 +3887,17 @@
           </w:p>
           <w:p>
             <w:pPr>
-              <w:spacing w:line="240" w:lineRule="auto" w:before="0" w:after="0"/>
-              <w:ind w:firstLine="0"/>
-              <w:rPr>
-                <w:lang w:val="kk-KZ"/>
-              </w:rPr>
-            </w:pPr>
-          </w:p>
-          <w:p>
-            <w:pPr>
-              <w:spacing w:line="240" w:lineRule="auto" w:before="0" w:after="0"/>
-              <w:ind w:firstLine="0"/>
-              <w:rPr>
-                <w:lang w:val="kk-KZ"/>
-              </w:rPr>
-            </w:pPr>
-          </w:p>
-          <w:p>
-            <w:pPr>
-              <w:spacing w:line="240" w:lineRule="auto" w:before="0" w:after="0"/>
-              <w:ind w:firstLine="0"/>
-              <w:rPr>
-                <w:lang w:val="kk-KZ"/>
-              </w:rPr>
-            </w:pPr>
-          </w:p>
-          <w:p>
-            <w:pPr>
-              <w:spacing w:line="240" w:lineRule="auto" w:before="0" w:after="0"/>
-              <w:ind w:firstLine="0"/>
-              <w:rPr>
-                <w:lang w:val="kk-KZ"/>
-              </w:rPr>
-            </w:pPr>
-          </w:p>
-          <w:p>
-            <w:pPr>
-              <w:spacing w:line="240" w:lineRule="auto" w:before="0" w:after="0"/>
-              <w:ind w:firstLine="0"/>
-              <w:rPr>
-                <w:lang w:val="kk-KZ"/>
-              </w:rPr>
-            </w:pPr>
-          </w:p>
-          <w:p>
-            <w:pPr>
-              <w:spacing w:line="240" w:lineRule="auto" w:before="0" w:after="0"/>
-              <w:ind w:firstLine="0"/>
-              <w:rPr>
-                <w:lang w:val="kk-KZ"/>
-              </w:rPr>
-            </w:pPr>
-          </w:p>
-          <w:p>
-            <w:pPr>
-              <w:spacing w:line="240" w:lineRule="auto" w:before="0" w:after="0"/>
-              <w:ind w:firstLine="0"/>
-              <w:rPr>
-                <w:lang w:val="kk-KZ"/>
-              </w:rPr>
-            </w:pPr>
-          </w:p>
-          <w:p>
-            <w:pPr>
-              <w:spacing w:line="240" w:lineRule="auto" w:before="0" w:after="0"/>
-              <w:ind w:firstLine="0"/>
-              <w:rPr>
-                <w:lang w:val="kk-KZ"/>
-              </w:rPr>
-            </w:pPr>
-          </w:p>
-          <w:p>
-            <w:pPr>
-              <w:spacing w:line="240" w:lineRule="auto" w:before="0" w:after="0"/>
-              <w:ind w:firstLine="0"/>
-              <w:rPr>
-                <w:lang w:val="kk-KZ"/>
-              </w:rPr>
-            </w:pPr>
-          </w:p>
-          <w:p>
-            <w:pPr>
-              <w:spacing w:line="240" w:lineRule="auto" w:before="0" w:after="0"/>
-              <w:ind w:firstLine="0"/>
-              <w:rPr>
-                <w:lang w:val="kk-KZ"/>
-              </w:rPr>
-            </w:pPr>
-          </w:p>
-          <w:p>
-            <w:pPr>
               <w:spacing w:before="0" w:after="0" w:line="240" w:lineRule="auto"/>
               <w:ind w:firstLine="0"/>
+              <w:rPr>
+                <w:lang w:val="kk-KZ"/>
+              </w:rPr>
             </w:pPr>
             <w:r>
               <w:rPr>
+                <w:rFonts w:ascii="Times New Roman" w:hAnsi="Times New Roman"/>
                 <w:i/>
+                <w:sz w:val="24"/>
               </w:rPr>
               <w:t>Почему проверка платежей поштучно не видит схему? Какая форма потока отличает незаконные деньги от обычных? Можно ли найти схему без чёрных списков и данных владельца счёта? Насколько такой поиск устойчив к уклонению?</w:t>
             </w:r>
@@ -4021,20 +3941,13 @@
           </w:p>
           <w:p>
             <w:pPr>
-              <w:spacing w:line="240" w:lineRule="auto" w:before="0" w:after="0"/>
-              <w:ind w:firstLine="0"/>
-              <w:jc w:val="center"/>
-              <w:rPr>
-                <w:b w:val="1"/>
-                <w:bCs w:val="1"/>
-              </w:rPr>
-            </w:pPr>
-          </w:p>
-          <w:p>
-            <w:pPr>
               <w:spacing w:before="0" w:after="0" w:line="240" w:lineRule="auto"/>
               <w:ind w:firstLine="0"/>
               <w:jc w:val="center"/>
+              <w:rPr>
+                <w:b w:val="1"/>
+                <w:bCs w:val="1"/>
+              </w:rPr>
             </w:pPr>
             <w:r>
               <w:rPr>
@@ -4202,7 +4115,7 @@
           <w:p>
             <w:pPr>
               <w:pStyle w:val="Normal"/>
-              <w:spacing w:line="240" w:lineRule="auto" w:before="0" w:after="0"/>
+              <w:spacing w:before="0" w:after="0" w:line="240" w:lineRule="auto"/>
               <w:ind w:firstLine="0"/>
               <w:jc w:val="left"/>
               <w:rPr>
@@ -4215,67 +4128,11 @@
                 <w:lang w:val="ru-RU"/>
               </w:rPr>
             </w:pPr>
-          </w:p>
-          <w:p>
-            <w:pPr>
-              <w:pStyle w:val="Normal"/>
-              <w:spacing w:line="240" w:lineRule="auto" w:before="0" w:after="0"/>
-              <w:ind w:firstLine="0"/>
-              <w:jc w:val="left"/>
-              <w:rPr>
-                <w:rFonts w:ascii="Times New Roman" w:hAnsi="Times New Roman" w:eastAsia="Times New Roman" w:cs="Times New Roman"/>
-                <w:b w:val="1"/>
-                <w:bCs w:val="1"/>
-                <w:noProof w:val="0"/>
+            <w:r>
+              <w:rPr>
+                <w:rFonts w:ascii="Times New Roman" w:hAnsi="Times New Roman"/>
+                <w:i/>
                 <w:sz w:val="24"/>
-                <w:szCs w:val="24"/>
-                <w:lang w:val="ru-RU"/>
-              </w:rPr>
-            </w:pPr>
-          </w:p>
-          <w:p>
-            <w:pPr>
-              <w:pStyle w:val="Normal"/>
-              <w:spacing w:line="240" w:lineRule="auto" w:before="0" w:after="0"/>
-              <w:ind w:firstLine="0"/>
-              <w:jc w:val="left"/>
-              <w:rPr>
-                <w:rFonts w:ascii="Times New Roman" w:hAnsi="Times New Roman" w:eastAsia="Times New Roman" w:cs="Times New Roman"/>
-                <w:b w:val="1"/>
-                <w:bCs w:val="1"/>
-                <w:noProof w:val="0"/>
-                <w:sz w:val="24"/>
-                <w:szCs w:val="24"/>
-                <w:lang w:val="ru-RU"/>
-              </w:rPr>
-            </w:pPr>
-          </w:p>
-          <w:p>
-            <w:pPr>
-              <w:pStyle w:val="Normal"/>
-              <w:spacing w:line="240" w:lineRule="auto" w:before="0" w:after="0"/>
-              <w:ind w:firstLine="0"/>
-              <w:jc w:val="left"/>
-              <w:rPr>
-                <w:rFonts w:ascii="Times New Roman" w:hAnsi="Times New Roman" w:eastAsia="Times New Roman" w:cs="Times New Roman"/>
-                <w:b w:val="1"/>
-                <w:bCs w:val="1"/>
-                <w:noProof w:val="0"/>
-                <w:sz w:val="24"/>
-                <w:szCs w:val="24"/>
-                <w:lang w:val="ru-RU"/>
-              </w:rPr>
-            </w:pPr>
-          </w:p>
-          <w:p>
-            <w:pPr>
-              <w:spacing w:before="0" w:after="0" w:line="240" w:lineRule="auto"/>
-              <w:ind w:firstLine="0"/>
-              <w:jc w:val="left"/>
-            </w:pPr>
-            <w:r>
-              <w:rPr>
-                <w:i/>
               </w:rPr>
               <w:t>Теория графов и машинное обучение. Тема появилась в феврале 2026 года при подготовке к хакатону ДЭР РК.</w:t>
             </w:r>
@@ -4486,52 +4343,13 @@
           </w:p>
           <w:p>
             <w:pPr>
-              <w:spacing w:line="240" w:lineRule="auto" w:before="0" w:after="0"/>
+              <w:spacing w:before="0" w:after="0" w:line="240" w:lineRule="auto"/>
               <w:ind w:firstLine="0"/>
               <w:rPr>
                 <w:b w:val="1"/>
                 <w:bCs w:val="1"/>
                 <w:lang w:val="kk-KZ"/>
               </w:rPr>
-            </w:pPr>
-          </w:p>
-          <w:p>
-            <w:pPr>
-              <w:spacing w:line="240" w:lineRule="auto" w:before="0" w:after="0"/>
-              <w:ind w:firstLine="0"/>
-              <w:rPr>
-                <w:b w:val="1"/>
-                <w:bCs w:val="1"/>
-                <w:lang w:val="kk-KZ"/>
-              </w:rPr>
-            </w:pPr>
-          </w:p>
-          <w:p>
-            <w:pPr>
-              <w:spacing w:line="240" w:lineRule="auto" w:before="0" w:after="0"/>
-              <w:ind w:firstLine="0"/>
-              <w:rPr>
-                <w:b w:val="1"/>
-                <w:bCs w:val="1"/>
-                <w:lang w:val="kk-KZ"/>
-              </w:rPr>
-            </w:pPr>
-          </w:p>
-          <w:p>
-            <w:pPr>
-              <w:spacing w:line="240" w:lineRule="auto" w:before="0" w:after="0"/>
-              <w:ind w:firstLine="0"/>
-              <w:rPr>
-                <w:b w:val="1"/>
-                <w:bCs w:val="1"/>
-                <w:lang w:val="kk-KZ"/>
-              </w:rPr>
-            </w:pPr>
-          </w:p>
-          <w:p>
-            <w:pPr>
-              <w:spacing w:before="0" w:after="0" w:line="240" w:lineRule="auto"/>
-              <w:ind w:firstLine="0"/>
             </w:pPr>
             <w:r>
               <w:rPr>
@@ -4815,7 +4633,7 @@
           <w:p>
             <w:pPr>
               <w:pStyle w:val="Normal"/>
-              <w:spacing w:line="240" w:lineRule="auto" w:before="0" w:after="0"/>
+              <w:spacing w:before="0" w:after="0" w:line="240" w:lineRule="auto"/>
               <w:ind w:firstLine="0"/>
               <w:rPr>
                 <w:rFonts w:ascii="Times New Roman" w:hAnsi="Times New Roman" w:eastAsia="Times New Roman" w:cs="Times New Roman"/>
@@ -4826,12 +4644,6 @@
                 <w:szCs w:val="24"/>
                 <w:lang w:val="ru-RU"/>
               </w:rPr>
-            </w:pPr>
-          </w:p>
-          <w:p>
-            <w:pPr>
-              <w:spacing w:before="0" w:after="0" w:line="240" w:lineRule="auto"/>
-              <w:ind w:firstLine="0"/>
             </w:pPr>
             <w:r>
               <w:rPr>
@@ -4966,7 +4778,7 @@
           </w:p>
           <w:p>
             <w:pPr>
-              <w:spacing w:line="240" w:lineRule="auto" w:before="0" w:after="0"/>
+              <w:spacing w:before="0" w:after="0" w:line="240" w:lineRule="auto"/>
               <w:ind w:firstLine="0"/>
               <w:rPr>
                 <w:b w:val="1"/>
@@ -4974,37 +4786,11 @@
                 <w:lang w:val="kk-KZ"/>
               </w:rPr>
             </w:pPr>
-          </w:p>
-          <w:p>
-            <w:pPr>
-              <w:spacing w:line="240" w:lineRule="auto" w:before="0" w:after="0"/>
-              <w:ind w:firstLine="0"/>
-              <w:rPr>
-                <w:b w:val="1"/>
-                <w:bCs w:val="1"/>
-                <w:lang w:val="kk-KZ"/>
-              </w:rPr>
-            </w:pPr>
-          </w:p>
-          <w:p>
-            <w:pPr>
-              <w:spacing w:line="240" w:lineRule="auto" w:before="0" w:after="0"/>
-              <w:ind w:firstLine="0"/>
-              <w:rPr>
-                <w:b w:val="1"/>
-                <w:bCs w:val="1"/>
-                <w:lang w:val="kk-KZ"/>
-              </w:rPr>
-            </w:pPr>
-          </w:p>
-          <w:p>
-            <w:pPr>
-              <w:spacing w:before="0" w:after="0" w:line="240" w:lineRule="auto"/>
-              <w:ind w:firstLine="0"/>
-            </w:pPr>
-            <w:r>
-              <w:rPr>
+            <w:r>
+              <w:rPr>
+                <w:rFonts w:ascii="Times New Roman" w:hAnsi="Times New Roman"/>
                 <w:i/>
+                <w:sz w:val="24"/>
               </w:rPr>
               <w:t>Разобрать границы правил; формализовать граф и его аномалии; проверить временной инвариант; сделать разрешение сущностей и ансамбль; проверить на Elliptic.</w:t>
             </w:r>
@@ -5331,7 +5117,7 @@
           </w:p>
           <w:p>
             <w:pPr>
-              <w:spacing w:line="240" w:lineRule="auto" w:before="0" w:after="0"/>
+              <w:spacing w:before="0" w:after="0" w:line="240" w:lineRule="auto"/>
               <w:ind w:firstLine="0"/>
               <w:rPr>
                 <w:b w:val="1"/>
@@ -5339,59 +5125,11 @@
                 <w:lang w:val="kk-KZ"/>
               </w:rPr>
             </w:pPr>
-          </w:p>
-          <w:p>
-            <w:pPr>
-              <w:spacing w:line="240" w:lineRule="auto" w:before="0" w:after="0"/>
-              <w:ind w:firstLine="0"/>
-              <w:rPr>
-                <w:b w:val="1"/>
-                <w:bCs w:val="1"/>
-                <w:lang w:val="kk-KZ"/>
-              </w:rPr>
-            </w:pPr>
-          </w:p>
-          <w:p>
-            <w:pPr>
-              <w:spacing w:line="240" w:lineRule="auto" w:before="0" w:after="0"/>
-              <w:ind w:firstLine="0"/>
-              <w:rPr>
-                <w:b w:val="1"/>
-                <w:bCs w:val="1"/>
-                <w:lang w:val="kk-KZ"/>
-              </w:rPr>
-            </w:pPr>
-          </w:p>
-          <w:p>
-            <w:pPr>
-              <w:spacing w:line="240" w:lineRule="auto" w:before="0" w:after="0"/>
-              <w:ind w:firstLine="0"/>
-              <w:rPr>
-                <w:b w:val="1"/>
-                <w:bCs w:val="1"/>
-                <w:lang w:val="kk-KZ"/>
-              </w:rPr>
-            </w:pPr>
-          </w:p>
-          <w:p>
-            <w:pPr>
-              <w:spacing w:line="240" w:lineRule="auto" w:before="0" w:after="0"/>
-              <w:ind w:firstLine="0"/>
-              <w:rPr>
-                <w:b w:val="1"/>
-                <w:bCs w:val="1"/>
-                <w:lang w:val="kk-KZ"/>
-              </w:rPr>
-            </w:pPr>
-          </w:p>
-          <w:p>
-            <w:pPr>
-              <w:spacing w:before="0" w:after="0" w:line="240" w:lineRule="auto"/>
-              <w:ind w:firstLine="0"/>
-            </w:pPr>
-            <w:r>
-              <w:rPr>
+            <w:r>
+              <w:rPr>
+                <w:rFonts w:ascii="Times New Roman" w:hAnsi="Times New Roman"/>
                 <w:i/>
+                <w:sz w:val="24"/>
               </w:rPr>
               <w:t>Объект — граф транзакций. Предмет — признаки формы потока, отличающие схемы от обычной активности.</w:t>
             </w:r>
@@ -5687,56 +5425,6 @@
                 <w:szCs w:val="22"/>
                 <w:lang w:val="kk-KZ"/>
               </w:rPr>
-            </w:pPr>
-          </w:p>
-          <w:p>
-            <w:pPr>
-              <w:spacing w:line="240" w:lineRule="auto" w:before="0" w:after="0"/>
-              <w:ind w:firstLine="0"/>
-              <w:rPr>
-                <w:b w:val="1"/>
-                <w:bCs w:val="1"/>
-                <w:lang w:val="kk-KZ"/>
-              </w:rPr>
-            </w:pPr>
-          </w:p>
-          <w:p>
-            <w:pPr>
-              <w:spacing w:line="240" w:lineRule="auto" w:before="0" w:after="0"/>
-              <w:ind w:firstLine="0"/>
-              <w:rPr>
-                <w:b w:val="1"/>
-                <w:bCs w:val="1"/>
-                <w:lang w:val="kk-KZ"/>
-              </w:rPr>
-            </w:pPr>
-          </w:p>
-          <w:p>
-            <w:pPr>
-              <w:spacing w:line="240" w:lineRule="auto" w:before="0" w:after="0"/>
-              <w:ind w:firstLine="0"/>
-              <w:rPr>
-                <w:b w:val="1"/>
-                <w:bCs w:val="1"/>
-                <w:lang w:val="kk-KZ"/>
-              </w:rPr>
-            </w:pPr>
-          </w:p>
-          <w:p>
-            <w:pPr>
-              <w:spacing w:line="240" w:lineRule="auto" w:before="0" w:after="0"/>
-              <w:ind w:firstLine="0"/>
-              <w:rPr>
-                <w:b w:val="1"/>
-                <w:bCs w:val="1"/>
-                <w:lang w:val="kk-KZ"/>
-              </w:rPr>
-            </w:pPr>
-          </w:p>
-          <w:p>
-            <w:pPr>
-              <w:spacing w:before="0" w:after="0" w:line="240" w:lineRule="auto"/>
-              <w:ind w:firstLine="0"/>
             </w:pPr>
             <w:r>
               <w:rPr>
@@ -5824,18 +5512,12 @@
           <w:p>
             <w:pPr>
               <w:pStyle w:val="Normal"/>
-              <w:spacing w:line="240" w:lineRule="auto" w:before="0" w:after="0"/>
+              <w:spacing w:before="0" w:after="0" w:line="240" w:lineRule="auto"/>
               <w:ind w:firstLine="0"/>
               <w:rPr>
                 <w:b w:val="1"/>
                 <w:bCs w:val="1"/>
               </w:rPr>
-            </w:pPr>
-          </w:p>
-          <w:p>
-            <w:pPr>
-              <w:spacing w:before="0" w:after="0" w:line="240" w:lineRule="auto"/>
-              <w:ind w:firstLine="0"/>
             </w:pPr>
             <w:r>
               <w:rPr>
@@ -6184,7 +5866,7 @@
           <w:p>
             <w:pPr>
               <w:pStyle w:val="Normal"/>
-              <w:spacing w:line="240" w:lineRule="auto" w:before="0" w:after="0"/>
+              <w:spacing w:before="0" w:after="0" w:line="240" w:lineRule="auto"/>
               <w:ind w:firstLine="0"/>
               <w:jc w:val="center"/>
               <w:rPr>
@@ -6192,13 +5874,6 @@
                 <w:bCs w:val="1"/>
                 <w:lang w:val="kk-KZ"/>
               </w:rPr>
-            </w:pPr>
-          </w:p>
-          <w:p>
-            <w:pPr>
-              <w:spacing w:before="0" w:after="0" w:line="240" w:lineRule="auto"/>
-              <w:ind w:firstLine="0"/>
-              <w:jc w:val="center"/>
             </w:pPr>
             <w:r>
               <w:rPr>
@@ -6595,13 +6270,12 @@
             <w:pPr>
               <w:spacing w:before="0" w:after="0" w:line="240" w:lineRule="auto"/>
               <w:ind w:firstLine="0"/>
-              <w:jc w:val="center"/>
             </w:pPr>
             <w:r>
               <w:rPr>
                 <w:rFonts w:ascii="Times New Roman" w:hAnsi="Times New Roman"/>
                 <w:i/>
-                <w:sz w:val="20"/>
+                <w:sz w:val="24"/>
               </w:rPr>
               <w:t>Нормативные акты РК, регламенты Антифрод-центра, Quantexa и Feedzai, Акоглу (2015).</w:t>
             </w:r>
@@ -6615,7 +6289,7 @@
           <w:p>
             <w:pPr>
               <w:pStyle w:val="Normal"/>
-              <w:spacing w:line="240" w:lineRule="auto" w:before="0" w:after="0"/>
+              <w:spacing w:before="0" w:after="0" w:line="240" w:lineRule="auto"/>
               <w:ind w:firstLine="0"/>
               <w:jc w:val="center"/>
               <w:rPr>
@@ -6623,13 +6297,6 @@
                 <w:bCs w:val="1"/>
                 <w:lang w:val="kk-KZ"/>
               </w:rPr>
-            </w:pPr>
-          </w:p>
-          <w:p>
-            <w:pPr>
-              <w:spacing w:before="0" w:after="0" w:line="240" w:lineRule="auto"/>
-              <w:ind w:firstLine="0"/>
-              <w:jc w:val="center"/>
             </w:pPr>
             <w:r>
               <w:rPr>
@@ -6647,7 +6314,7 @@
           <w:p>
             <w:pPr>
               <w:pStyle w:val="Normal"/>
-              <w:spacing w:line="240" w:lineRule="auto" w:before="0" w:after="0"/>
+              <w:spacing w:before="0" w:after="0" w:line="240" w:lineRule="auto"/>
               <w:ind w:firstLine="0"/>
               <w:jc w:val="center"/>
               <w:rPr>
@@ -6655,13 +6322,6 @@
                 <w:bCs w:val="1"/>
                 <w:lang w:val="kk-KZ"/>
               </w:rPr>
-            </w:pPr>
-          </w:p>
-          <w:p>
-            <w:pPr>
-              <w:spacing w:before="0" w:after="0" w:line="240" w:lineRule="auto"/>
-              <w:ind w:firstLine="0"/>
-              <w:jc w:val="center"/>
             </w:pPr>
             <w:r>
               <w:rPr>
@@ -6711,7 +6371,7 @@
           <w:p>
             <w:pPr>
               <w:pStyle w:val="Normal"/>
-              <w:spacing w:line="240" w:lineRule="auto" w:before="0" w:after="0"/>
+              <w:spacing w:before="0" w:after="0" w:line="240" w:lineRule="auto"/>
               <w:ind w:firstLine="0"/>
               <w:jc w:val="center"/>
               <w:rPr>
@@ -6719,13 +6379,6 @@
                 <w:bCs w:val="1"/>
                 <w:lang w:val="kk-KZ"/>
               </w:rPr>
-            </w:pPr>
-          </w:p>
-          <w:p>
-            <w:pPr>
-              <w:spacing w:before="0" w:after="0" w:line="240" w:lineRule="auto"/>
-              <w:ind w:firstLine="0"/>
-              <w:jc w:val="center"/>
             </w:pPr>
             <w:r>
               <w:rPr>
@@ -7066,7 +6719,7 @@
           <w:p>
             <w:pPr>
               <w:pStyle w:val="Normal"/>
-              <w:spacing w:line="240" w:lineRule="auto" w:before="0" w:after="0"/>
+              <w:spacing w:before="0" w:after="0" w:line="240" w:lineRule="auto"/>
               <w:ind w:firstLine="0"/>
               <w:jc w:val="left"/>
               <w:rPr>
@@ -7077,16 +6730,11 @@
                 <w:lang w:val="kk-KZ"/>
               </w:rPr>
             </w:pPr>
-          </w:p>
-          <w:p>
-            <w:pPr>
-              <w:spacing w:before="0" w:after="0" w:line="240" w:lineRule="auto"/>
-              <w:ind w:firstLine="0"/>
-              <w:jc w:val="left"/>
-            </w:pPr>
-            <w:r>
-              <w:rPr>
+            <w:r>
+              <w:rPr>
+                <w:rFonts w:ascii="Times New Roman" w:hAnsi="Times New Roman"/>
                 <w:i/>
+                <w:sz w:val="24"/>
               </w:rPr>
               <w:t>Формализован граф, выделены пять структурных подписей схем и метрики окрестности.</w:t>
             </w:r>
@@ -7100,7 +6748,7 @@
           <w:p>
             <w:pPr>
               <w:pStyle w:val="Normal"/>
-              <w:spacing w:line="240" w:lineRule="auto" w:before="0" w:after="0"/>
+              <w:spacing w:before="0" w:after="0" w:line="240" w:lineRule="auto"/>
               <w:ind w:firstLine="0"/>
               <w:jc w:val="center"/>
               <w:rPr>
@@ -7108,13 +6756,6 @@
                 <w:bCs w:val="1"/>
                 <w:lang w:val="kk-KZ"/>
               </w:rPr>
-            </w:pPr>
-          </w:p>
-          <w:p>
-            <w:pPr>
-              <w:spacing w:before="0" w:after="0" w:line="240" w:lineRule="auto"/>
-              <w:ind w:firstLine="0"/>
-              <w:jc w:val="center"/>
             </w:pPr>
             <w:r>
               <w:rPr>
@@ -7132,7 +6773,7 @@
           <w:p>
             <w:pPr>
               <w:pStyle w:val="Normal"/>
-              <w:spacing w:line="240" w:lineRule="auto" w:before="0" w:after="0"/>
+              <w:spacing w:before="0" w:after="0" w:line="240" w:lineRule="auto"/>
               <w:ind w:firstLine="0"/>
               <w:jc w:val="center"/>
               <w:rPr>
@@ -7140,13 +6781,6 @@
                 <w:bCs w:val="1"/>
                 <w:lang w:val="kk-KZ"/>
               </w:rPr>
-            </w:pPr>
-          </w:p>
-          <w:p>
-            <w:pPr>
-              <w:spacing w:before="0" w:after="0" w:line="240" w:lineRule="auto"/>
-              <w:ind w:firstLine="0"/>
-              <w:jc w:val="center"/>
             </w:pPr>
             <w:r>
               <w:rPr>
@@ -7298,7 +6932,7 @@
           <w:p>
             <w:pPr>
               <w:pStyle w:val="Normal"/>
-              <w:spacing w:line="240" w:lineRule="auto" w:before="0" w:after="0"/>
+              <w:spacing w:before="0" w:after="0" w:line="240" w:lineRule="auto"/>
               <w:ind w:firstLine="0"/>
               <w:jc w:val="center"/>
               <w:rPr>
@@ -7306,13 +6940,6 @@
                 <w:bCs w:val="1"/>
                 <w:lang w:val="kk-KZ"/>
               </w:rPr>
-            </w:pPr>
-          </w:p>
-          <w:p>
-            <w:pPr>
-              <w:spacing w:before="0" w:after="0" w:line="240" w:lineRule="auto"/>
-              <w:ind w:firstLine="0"/>
-              <w:jc w:val="center"/>
             </w:pPr>
             <w:r>
               <w:rPr>
@@ -7618,7 +7245,7 @@
           <w:p>
             <w:pPr>
               <w:pStyle w:val="Normal"/>
-              <w:spacing w:line="240" w:lineRule="auto" w:before="0" w:after="0"/>
+              <w:spacing w:before="0" w:after="0" w:line="240" w:lineRule="auto"/>
               <w:ind w:firstLine="0"/>
               <w:jc w:val="left"/>
               <w:rPr>
@@ -7631,16 +7258,11 @@
                 <w:lang w:val="kk-KZ"/>
               </w:rPr>
             </w:pPr>
-          </w:p>
-          <w:p>
-            <w:pPr>
-              <w:spacing w:before="0" w:after="0" w:line="240" w:lineRule="auto"/>
-              <w:ind w:firstLine="0"/>
-              <w:jc w:val="left"/>
-            </w:pPr>
-            <w:r>
-              <w:rPr>
+            <w:r>
+              <w:rPr>
+                <w:rFonts w:ascii="Times New Roman" w:hAnsi="Times New Roman"/>
                 <w:i/>
+                <w:sz w:val="24"/>
               </w:rPr>
               <w:t>NetworkX, разрешение сущностей на Elasticsearch, ансамбль LightGBM, протокол purged walk-forward.</w:t>
             </w:r>
@@ -7654,7 +7276,7 @@
           <w:p>
             <w:pPr>
               <w:pStyle w:val="Normal"/>
-              <w:spacing w:line="240" w:lineRule="auto" w:before="0" w:after="0"/>
+              <w:spacing w:before="0" w:after="0" w:line="240" w:lineRule="auto"/>
               <w:ind w:firstLine="0"/>
               <w:jc w:val="center"/>
               <w:rPr>
@@ -7662,13 +7284,6 @@
                 <w:bCs w:val="1"/>
                 <w:lang w:val="kk-KZ"/>
               </w:rPr>
-            </w:pPr>
-          </w:p>
-          <w:p>
-            <w:pPr>
-              <w:spacing w:before="0" w:after="0" w:line="240" w:lineRule="auto"/>
-              <w:ind w:firstLine="0"/>
-              <w:jc w:val="center"/>
             </w:pPr>
             <w:r>
               <w:rPr>
@@ -7686,7 +7301,7 @@
           <w:p>
             <w:pPr>
               <w:pStyle w:val="Normal"/>
-              <w:spacing w:line="240" w:lineRule="auto" w:before="0" w:after="0"/>
+              <w:spacing w:before="0" w:after="0" w:line="240" w:lineRule="auto"/>
               <w:ind w:firstLine="0"/>
               <w:jc w:val="center"/>
               <w:rPr>
@@ -7694,13 +7309,6 @@
                 <w:bCs w:val="1"/>
                 <w:lang w:val="kk-KZ"/>
               </w:rPr>
-            </w:pPr>
-          </w:p>
-          <w:p>
-            <w:pPr>
-              <w:spacing w:before="0" w:after="0" w:line="240" w:lineRule="auto"/>
-              <w:ind w:firstLine="0"/>
-              <w:jc w:val="center"/>
             </w:pPr>
             <w:r>
               <w:rPr>
@@ -7750,7 +7358,7 @@
           <w:p>
             <w:pPr>
               <w:pStyle w:val="Normal"/>
-              <w:spacing w:line="240" w:lineRule="auto" w:before="0" w:after="0"/>
+              <w:spacing w:before="0" w:after="0" w:line="240" w:lineRule="auto"/>
               <w:ind w:firstLine="0"/>
               <w:jc w:val="center"/>
               <w:rPr>
@@ -7758,13 +7366,6 @@
                 <w:bCs w:val="1"/>
                 <w:lang w:val="kk-KZ"/>
               </w:rPr>
-            </w:pPr>
-          </w:p>
-          <w:p>
-            <w:pPr>
-              <w:spacing w:before="0" w:after="0" w:line="240" w:lineRule="auto"/>
-              <w:ind w:firstLine="0"/>
-              <w:jc w:val="center"/>
             </w:pPr>
             <w:r>
               <w:rPr>
@@ -8203,13 +7804,12 @@
             <w:pPr>
               <w:spacing w:before="0" w:after="0" w:line="240" w:lineRule="auto"/>
               <w:ind w:firstLine="0"/>
-              <w:jc w:val="left"/>
             </w:pPr>
             <w:r>
               <w:rPr>
                 <w:rFonts w:ascii="Times New Roman" w:hAnsi="Times New Roman"/>
                 <w:i/>
-                <w:sz w:val="20"/>
+                <w:sz w:val="24"/>
               </w:rPr>
               <w:t>Стенд и генератор миров. Лестница миров, кривая уклонения, развёртка по редкости. Прогон на Elliptic.</w:t>
             </w:r>
@@ -8223,7 +7823,7 @@
           <w:p>
             <w:pPr>
               <w:pStyle w:val="Normal"/>
-              <w:spacing w:line="240" w:lineRule="auto" w:before="0" w:after="0"/>
+              <w:spacing w:before="0" w:after="0" w:line="240" w:lineRule="auto"/>
               <w:ind w:firstLine="0"/>
               <w:jc w:val="center"/>
               <w:rPr>
@@ -8231,13 +7831,6 @@
                 <w:bCs w:val="1"/>
                 <w:lang w:val="kk-KZ"/>
               </w:rPr>
-            </w:pPr>
-          </w:p>
-          <w:p>
-            <w:pPr>
-              <w:spacing w:before="0" w:after="0" w:line="240" w:lineRule="auto"/>
-              <w:ind w:firstLine="0"/>
-              <w:jc w:val="center"/>
             </w:pPr>
             <w:r>
               <w:rPr>
@@ -8255,7 +7848,7 @@
           <w:p>
             <w:pPr>
               <w:pStyle w:val="Normal"/>
-              <w:spacing w:line="240" w:lineRule="auto" w:before="0" w:after="0"/>
+              <w:spacing w:before="0" w:after="0" w:line="240" w:lineRule="auto"/>
               <w:ind w:firstLine="0"/>
               <w:jc w:val="center"/>
               <w:rPr>
@@ -8263,13 +7856,6 @@
                 <w:bCs w:val="1"/>
                 <w:lang w:val="kk-KZ"/>
               </w:rPr>
-            </w:pPr>
-          </w:p>
-          <w:p>
-            <w:pPr>
-              <w:spacing w:before="0" w:after="0" w:line="240" w:lineRule="auto"/>
-              <w:ind w:firstLine="0"/>
-              <w:jc w:val="center"/>
             </w:pPr>
             <w:r>
               <w:rPr>
@@ -8319,7 +7905,7 @@
           <w:p>
             <w:pPr>
               <w:pStyle w:val="Normal"/>
-              <w:spacing w:line="240" w:lineRule="auto" w:before="0" w:after="0"/>
+              <w:spacing w:before="0" w:after="0" w:line="240" w:lineRule="auto"/>
               <w:ind w:firstLine="0"/>
               <w:jc w:val="center"/>
               <w:rPr>
@@ -8327,13 +7913,6 @@
                 <w:bCs w:val="1"/>
                 <w:lang w:val="kk-KZ"/>
               </w:rPr>
-            </w:pPr>
-          </w:p>
-          <w:p>
-            <w:pPr>
-              <w:spacing w:before="0" w:after="0" w:line="240" w:lineRule="auto"/>
-              <w:ind w:firstLine="0"/>
-              <w:jc w:val="center"/>
             </w:pPr>
             <w:r>
               <w:rPr>
@@ -8880,13 +8459,12 @@
             <w:pPr>
               <w:spacing w:before="0" w:after="0" w:line="240" w:lineRule="auto"/>
               <w:ind w:firstLine="0"/>
-              <w:jc w:val="left"/>
             </w:pPr>
             <w:r>
               <w:rPr>
                 <w:rFonts w:ascii="Times New Roman" w:hAnsi="Times New Roman"/>
                 <w:i/>
-                <w:sz w:val="20"/>
+                <w:sz w:val="24"/>
               </w:rPr>
               <w:t>ROC-AUC 0.940 по счетам и 0.991 по группам против 0.757 и 0.761 у правил; на Elliptic 0.687 против 0.454 у контроля. Параметр W проверки не выдержал.</w:t>
             </w:r>
@@ -8900,7 +8478,7 @@
           <w:p>
             <w:pPr>
               <w:pStyle w:val="Normal"/>
-              <w:spacing w:line="240" w:lineRule="auto" w:before="0" w:after="0"/>
+              <w:spacing w:before="0" w:after="0" w:line="240" w:lineRule="auto"/>
               <w:ind w:firstLine="0"/>
               <w:jc w:val="center"/>
               <w:rPr>
@@ -8908,13 +8486,6 @@
                 <w:bCs w:val="1"/>
                 <w:lang w:val="kk-KZ"/>
               </w:rPr>
-            </w:pPr>
-          </w:p>
-          <w:p>
-            <w:pPr>
-              <w:spacing w:before="0" w:after="0" w:line="240" w:lineRule="auto"/>
-              <w:ind w:firstLine="0"/>
-              <w:jc w:val="center"/>
             </w:pPr>
             <w:r>
               <w:rPr>
@@ -8932,7 +8503,7 @@
           <w:p>
             <w:pPr>
               <w:pStyle w:val="Normal"/>
-              <w:spacing w:line="240" w:lineRule="auto" w:before="0" w:after="0"/>
+              <w:spacing w:before="0" w:after="0" w:line="240" w:lineRule="auto"/>
               <w:ind w:firstLine="0"/>
               <w:jc w:val="center"/>
               <w:rPr>
@@ -8940,13 +8511,6 @@
                 <w:bCs w:val="1"/>
                 <w:lang w:val="kk-KZ"/>
               </w:rPr>
-            </w:pPr>
-          </w:p>
-          <w:p>
-            <w:pPr>
-              <w:spacing w:before="0" w:after="0" w:line="240" w:lineRule="auto"/>
-              <w:ind w:firstLine="0"/>
-              <w:jc w:val="center"/>
             </w:pPr>
             <w:r>
               <w:rPr>
@@ -9122,7 +8686,7 @@
           <w:p>
             <w:pPr>
               <w:pStyle w:val="Normal"/>
-              <w:spacing w:line="240" w:lineRule="auto" w:before="0" w:after="0"/>
+              <w:spacing w:before="0" w:after="0" w:line="240" w:lineRule="auto"/>
               <w:ind w:firstLine="0"/>
               <w:jc w:val="center"/>
               <w:rPr>
@@ -9130,13 +8694,6 @@
                 <w:bCs w:val="1"/>
                 <w:lang w:val="kk-KZ"/>
               </w:rPr>
-            </w:pPr>
-          </w:p>
-          <w:p>
-            <w:pPr>
-              <w:spacing w:before="0" w:after="0" w:line="240" w:lineRule="auto"/>
-              <w:ind w:firstLine="0"/>
-              <w:jc w:val="center"/>
             </w:pPr>
             <w:r>
               <w:rPr>
@@ -9853,13 +9410,12 @@
             <w:pPr>
               <w:spacing w:before="0" w:after="0" w:line="240" w:lineRule="auto"/>
               <w:ind w:firstLine="0"/>
-              <w:jc w:val="left"/>
             </w:pPr>
             <w:r>
               <w:rPr>
                 <w:rFonts w:ascii="Times New Roman" w:hAnsi="Times New Roman"/>
                 <w:i/>
-                <w:sz w:val="20"/>
+                <w:sz w:val="24"/>
               </w:rPr>
               <w:t>Текст, заключение, список источников. Каждое число сверено с прогоном.</w:t>
             </w:r>
@@ -9873,7 +9429,7 @@
           <w:p>
             <w:pPr>
               <w:pStyle w:val="Normal"/>
-              <w:spacing w:line="240" w:lineRule="auto" w:before="0" w:after="0"/>
+              <w:spacing w:before="0" w:after="0" w:line="240" w:lineRule="auto"/>
               <w:ind w:firstLine="0"/>
               <w:jc w:val="center"/>
               <w:rPr>
@@ -9881,13 +9437,6 @@
                 <w:bCs w:val="1"/>
                 <w:lang w:val="kk-KZ"/>
               </w:rPr>
-            </w:pPr>
-          </w:p>
-          <w:p>
-            <w:pPr>
-              <w:spacing w:before="0" w:after="0" w:line="240" w:lineRule="auto"/>
-              <w:ind w:firstLine="0"/>
-              <w:jc w:val="center"/>
             </w:pPr>
             <w:r>
               <w:rPr>
@@ -9905,7 +9454,7 @@
           <w:p>
             <w:pPr>
               <w:pStyle w:val="Normal"/>
-              <w:spacing w:line="240" w:lineRule="auto" w:before="0" w:after="0"/>
+              <w:spacing w:before="0" w:after="0" w:line="240" w:lineRule="auto"/>
               <w:ind w:firstLine="0"/>
               <w:jc w:val="center"/>
               <w:rPr>
@@ -9913,13 +9462,6 @@
                 <w:bCs w:val="1"/>
                 <w:lang w:val="kk-KZ"/>
               </w:rPr>
-            </w:pPr>
-          </w:p>
-          <w:p>
-            <w:pPr>
-              <w:spacing w:before="0" w:after="0" w:line="240" w:lineRule="auto"/>
-              <w:ind w:firstLine="0"/>
-              <w:jc w:val="center"/>
             </w:pPr>
             <w:r>
               <w:rPr>
@@ -9969,7 +9511,7 @@
           <w:p>
             <w:pPr>
               <w:pStyle w:val="Normal"/>
-              <w:spacing w:line="240" w:lineRule="auto" w:before="0" w:after="0"/>
+              <w:spacing w:before="0" w:after="0" w:line="240" w:lineRule="auto"/>
               <w:ind w:firstLine="0"/>
               <w:jc w:val="center"/>
               <w:rPr>
@@ -9977,13 +9519,6 @@
                 <w:bCs w:val="1"/>
                 <w:lang w:val="kk-KZ"/>
               </w:rPr>
-            </w:pPr>
-          </w:p>
-          <w:p>
-            <w:pPr>
-              <w:spacing w:before="0" w:after="0" w:line="240" w:lineRule="auto"/>
-              <w:ind w:firstLine="0"/>
-              <w:jc w:val="center"/>
             </w:pPr>
             <w:r>
               <w:rPr>
@@ -10457,7 +9992,7 @@
           <w:p>
             <w:pPr>
               <w:pStyle w:val="Normal"/>
-              <w:spacing w:line="240" w:lineRule="auto" w:before="0" w:after="0"/>
+              <w:spacing w:before="0" w:after="0" w:line="240" w:lineRule="auto"/>
               <w:ind w:left="0" w:firstLine="0"/>
               <w:jc w:val="left"/>
               <w:rPr>
@@ -10470,16 +10005,11 @@
                 <w:lang w:val="kk-KZ"/>
               </w:rPr>
             </w:pPr>
-          </w:p>
-          <w:p>
-            <w:pPr>
-              <w:spacing w:before="0" w:after="0" w:line="240" w:lineRule="auto"/>
-              <w:ind w:firstLine="0"/>
-              <w:jc w:val="left"/>
-            </w:pPr>
-            <w:r>
-              <w:rPr>
+            <w:r>
+              <w:rPr>
+                <w:rFonts w:ascii="Times New Roman" w:hAnsi="Times New Roman"/>
                 <w:i/>
+                <w:sz w:val="24"/>
               </w:rPr>
               <w:t>Презентация и доклад. Веб-витрина, читающая файлы прогонов.</w:t>
             </w:r>
@@ -10493,7 +10023,7 @@
           <w:p>
             <w:pPr>
               <w:pStyle w:val="Normal"/>
-              <w:spacing w:line="240" w:lineRule="auto" w:before="0" w:after="0"/>
+              <w:spacing w:before="0" w:after="0" w:line="240" w:lineRule="auto"/>
               <w:ind w:firstLine="0"/>
               <w:jc w:val="center"/>
               <w:rPr>
@@ -10501,13 +10031,6 @@
                 <w:bCs w:val="1"/>
                 <w:lang w:val="kk-KZ"/>
               </w:rPr>
-            </w:pPr>
-          </w:p>
-          <w:p>
-            <w:pPr>
-              <w:spacing w:before="0" w:after="0" w:line="240" w:lineRule="auto"/>
-              <w:ind w:firstLine="0"/>
-              <w:jc w:val="center"/>
             </w:pPr>
             <w:r>
               <w:rPr>
@@ -10525,7 +10048,7 @@
           <w:p>
             <w:pPr>
               <w:pStyle w:val="Normal"/>
-              <w:spacing w:line="240" w:lineRule="auto" w:before="0" w:after="0"/>
+              <w:spacing w:before="0" w:after="0" w:line="240" w:lineRule="auto"/>
               <w:ind w:firstLine="0"/>
               <w:jc w:val="center"/>
               <w:rPr>
@@ -10533,13 +10056,6 @@
                 <w:bCs w:val="1"/>
                 <w:lang w:val="kk-KZ"/>
               </w:rPr>
-            </w:pPr>
-          </w:p>
-          <w:p>
-            <w:pPr>
-              <w:spacing w:before="0" w:after="0" w:line="240" w:lineRule="auto"/>
-              <w:ind w:firstLine="0"/>
-              <w:jc w:val="center"/>
             </w:pPr>
             <w:r>
               <w:rPr>
@@ -10707,7 +10223,7 @@
           <w:p>
             <w:pPr>
               <w:pStyle w:val="Normal"/>
-              <w:spacing w:line="240" w:lineRule="auto" w:before="0" w:after="0"/>
+              <w:spacing w:before="0" w:after="0" w:line="240" w:lineRule="auto"/>
               <w:ind w:firstLine="0"/>
               <w:jc w:val="center"/>
               <w:rPr>
@@ -10715,13 +10231,6 @@
                 <w:bCs w:val="1"/>
                 <w:lang w:val="kk-KZ"/>
               </w:rPr>
-            </w:pPr>
-          </w:p>
-          <w:p>
-            <w:pPr>
-              <w:spacing w:before="0" w:after="0" w:line="240" w:lineRule="auto"/>
-              <w:ind w:firstLine="0"/>
-              <w:jc w:val="center"/>
             </w:pPr>
             <w:r>
               <w:rPr>
@@ -11032,7 +10541,7 @@
           <w:p>
             <w:pPr>
               <w:pStyle w:val="Normal"/>
-              <w:spacing w:line="240" w:lineRule="auto" w:before="0" w:after="0"/>
+              <w:spacing w:before="0" w:after="0" w:line="240" w:lineRule="auto"/>
               <w:ind w:left="0" w:firstLine="0"/>
               <w:jc w:val="left"/>
               <w:rPr>
@@ -11045,16 +10554,11 @@
                 <w:lang w:val="kk-KZ"/>
               </w:rPr>
             </w:pPr>
-          </w:p>
-          <w:p>
-            <w:pPr>
-              <w:spacing w:before="0" w:after="0" w:line="240" w:lineRule="auto"/>
-              <w:ind w:firstLine="0"/>
-              <w:jc w:val="left"/>
-            </w:pPr>
-            <w:r>
-              <w:rPr>
+            <w:r>
+              <w:rPr>
+                <w:rFonts w:ascii="Times New Roman" w:hAnsi="Times New Roman"/>
                 <w:i/>
+                <w:sz w:val="24"/>
               </w:rPr>
               <w:t>Доклад, демонстрация веб-витрины и ответы на вопросы комиссии.</w:t>
             </w:r>
@@ -11068,7 +10572,7 @@
           <w:p>
             <w:pPr>
               <w:pStyle w:val="Normal"/>
-              <w:spacing w:line="240" w:lineRule="auto" w:before="0" w:after="0"/>
+              <w:spacing w:before="0" w:after="0" w:line="240" w:lineRule="auto"/>
               <w:ind w:firstLine="0"/>
               <w:jc w:val="center"/>
               <w:rPr>
@@ -11076,13 +10580,6 @@
                 <w:bCs w:val="1"/>
                 <w:lang w:val="kk-KZ"/>
               </w:rPr>
-            </w:pPr>
-          </w:p>
-          <w:p>
-            <w:pPr>
-              <w:spacing w:before="0" w:after="0" w:line="240" w:lineRule="auto"/>
-              <w:ind w:firstLine="0"/>
-              <w:jc w:val="center"/>
             </w:pPr>
             <w:r>
               <w:rPr>
@@ -11100,7 +10597,7 @@
           <w:p>
             <w:pPr>
               <w:pStyle w:val="Normal"/>
-              <w:spacing w:line="240" w:lineRule="auto" w:before="0" w:after="0"/>
+              <w:spacing w:before="0" w:after="0" w:line="240" w:lineRule="auto"/>
               <w:ind w:firstLine="0"/>
               <w:jc w:val="center"/>
               <w:rPr>
@@ -11108,13 +10605,6 @@
                 <w:bCs w:val="1"/>
                 <w:lang w:val="kk-KZ"/>
               </w:rPr>
-            </w:pPr>
-          </w:p>
-          <w:p>
-            <w:pPr>
-              <w:spacing w:before="0" w:after="0" w:line="240" w:lineRule="auto"/>
-              <w:ind w:firstLine="0"/>
-              <w:jc w:val="center"/>
             </w:pPr>
             <w:r>
               <w:rPr>
@@ -11156,7 +10646,7 @@
           <w:p>
             <w:pPr>
               <w:pStyle w:val="Normal"/>
-              <w:spacing w:line="240" w:lineRule="auto" w:before="0" w:after="0"/>
+              <w:spacing w:before="0" w:after="0" w:line="240" w:lineRule="auto"/>
               <w:ind w:firstLine="0"/>
               <w:jc w:val="center"/>
               <w:rPr>
@@ -11164,13 +10654,6 @@
                 <w:bCs w:val="1"/>
                 <w:lang w:val="kk-KZ"/>
               </w:rPr>
-            </w:pPr>
-          </w:p>
-          <w:p>
-            <w:pPr>
-              <w:spacing w:before="0" w:after="0" w:line="240" w:lineRule="auto"/>
-              <w:ind w:firstLine="0"/>
-              <w:jc w:val="center"/>
             </w:pPr>
             <w:r>
               <w:rPr>
@@ -11456,7 +10939,7 @@
           <w:p>
             <w:pPr>
               <w:pStyle w:val="Normal"/>
-              <w:spacing w:line="240" w:lineRule="auto" w:before="0" w:after="0"/>
+              <w:spacing w:before="0" w:after="0" w:line="240" w:lineRule="auto"/>
               <w:ind w:left="708" w:firstLine="0"/>
               <w:jc w:val="left"/>
               <w:rPr>
@@ -11469,16 +10952,11 @@
                 <w:lang w:val="kk-KZ"/>
               </w:rPr>
             </w:pPr>
-          </w:p>
-          <w:p>
-            <w:pPr>
-              <w:spacing w:before="0" w:after="0" w:line="240" w:lineRule="auto"/>
-              <w:ind w:firstLine="0"/>
-              <w:jc w:val="left"/>
-            </w:pPr>
-            <w:r>
-              <w:rPr>
+            <w:r>
+              <w:rPr>
+                <w:rFonts w:ascii="Times New Roman" w:hAnsi="Times New Roman"/>
                 <w:i/>
+                <w:sz w:val="24"/>
               </w:rPr>
               <w:t>Самоаудит пяти дефектов измерения: утечка ответа в признаки, сбор групп по ответам, смещение базовой линии, ловушка низкой активности, иллюзорная лестница миров. Все пять исправлены, отрицательные результаты оставлены в тексте работы.</w:t>
             </w:r>
@@ -11492,7 +10970,7 @@
           <w:p>
             <w:pPr>
               <w:pStyle w:val="Normal"/>
-              <w:spacing w:line="240" w:lineRule="auto" w:before="0" w:after="0"/>
+              <w:spacing w:before="0" w:after="0" w:line="240" w:lineRule="auto"/>
               <w:ind w:firstLine="0"/>
               <w:jc w:val="center"/>
               <w:rPr>
@@ -11500,13 +10978,6 @@
                 <w:bCs w:val="1"/>
                 <w:lang w:val="kk-KZ"/>
               </w:rPr>
-            </w:pPr>
-          </w:p>
-          <w:p>
-            <w:pPr>
-              <w:spacing w:before="0" w:after="0" w:line="240" w:lineRule="auto"/>
-              <w:ind w:firstLine="0"/>
-              <w:jc w:val="center"/>
             </w:pPr>
             <w:r>
               <w:rPr>
@@ -11524,7 +10995,7 @@
           <w:p>
             <w:pPr>
               <w:pStyle w:val="Normal"/>
-              <w:spacing w:line="240" w:lineRule="auto" w:before="0" w:after="0"/>
+              <w:spacing w:before="0" w:after="0" w:line="240" w:lineRule="auto"/>
               <w:ind w:firstLine="0"/>
               <w:jc w:val="center"/>
               <w:rPr>
@@ -11532,13 +11003,6 @@
                 <w:bCs w:val="1"/>
                 <w:lang w:val="kk-KZ"/>
               </w:rPr>
-            </w:pPr>
-          </w:p>
-          <w:p>
-            <w:pPr>
-              <w:spacing w:before="0" w:after="0" w:line="240" w:lineRule="auto"/>
-              <w:ind w:firstLine="0"/>
-              <w:jc w:val="center"/>
             </w:pPr>
             <w:r>
               <w:rPr>

--- a/artifacts/Vertex_full.docx
+++ b/artifacts/Vertex_full.docx
@@ -155,11 +155,6 @@
       <w:r>
         <w:rPr/>
         <w:t>Objective: to build Vertex, an AI engine that finds covert illicit financial flows (FRAML) in complex banking networks from the shape of the money movement alone. Hypothesis: a fraudster can change identities, account details and devices within minutes, yet cannot change the geometry of non-retentive transit, so a scheme can be exposed without any blacklist. Methodology: graph analytics (NetworkX), probabilistic Entity Resolution (Elasticsearch) and a three-branch LightGBM ensemble. Novelty: a pyramid and a cash-out network are described as one phenomenon at different exposures and found by a single model; the task is posed at the level of a case; the cost of the threshold at realistic rarity and the boundary of evasion resistance are measured. The W parameter was proposed as the metric of that geometry but did not survive measurement (section 2.3). Measured: on a testbed of 13 499 accounts and 248 445 events, ROC-AUC 0.940 on accounts and 0.991 on groups against 0.757 and 0.761 for a rule engine; on Elliptic (203,769 transactions) shape-only features reach 0.687 against 0.454 for a control. 0.96 Recall and 0.92 Precision remain a target. The project reached the Top-5 at the National Financial Security Hackathon held by the Department of Economic Investigations (DEI) of Kazakhstan in February 2026. Application: second-tier banks, the National Anti-Fraud Centre and the Digital Tenge infrastructure.</w:t>
-      </w:r>
-    </w:p>
-    <w:p>
-      <w:r>
-        <w:br w:type="page"/>
       </w:r>
     </w:p>
     <w:p>
@@ -484,11 +479,6 @@
         <w:rPr/>
         <w:tab/>
         <w:t>20</w:t>
-      </w:r>
-    </w:p>
-    <w:p>
-      <w:r>
-        <w:br w:type="page"/>
       </w:r>
     </w:p>
     <w:p>

--- a/artifacts/Vertex_full.docx
+++ b/artifacts/Vertex_full.docx
@@ -120,7 +120,7 @@
     <w:p>
       <w:r>
         <w:rPr/>
-        <w:t>Зерттеу мақсаты: күрделі гетерогенді қаржы желілеріндегі капиталдың аномальді қайта бөлінуін және жасырын заңсыз қаржы ағындарын (FRAML) «Vertex» тұтас антифрод-инфрақұрылымы арқылы топологиялық мониторингтеу. Болжам: қаскөйлер жеке деректерді, шот деректемелерін және құрылғылардың цифрлық іздерін оңай кездейсоқтандыра алады, алайда капиталдың өз ішінде ұсталмай транзиттелуі мен жинақталуының геометриясы өзгертуге келмейтін физикалық инвариант болып қала береді. Әдістеме: графтық аналитика (NetworkX), ықтималдық негізіндегі мәндерді біріктіру (Entity Resolution, Elasticsearch) және LightGBM негізіндегі үш тармақты ансамбль. Жаңалығы: пирамида мен айналдыру желісі әртүрлі ұстамамен түсірілген бір құбылыс ретінде сипатталды және бір модельмен табылады; міндет іс деңгейінде қойылды; шектің құны мен жалтарысқа төзімділік шегі өлшенді. W параметрі осы геометрияның метрикасы ретінде ұсынылды, бірақ тексеруден өтпеді (2.3-бөлім). Өлшенгені: полигонда (13 499 шот, 248 445 оқиға) ROC-AUC 0.940 және 0.991, ережелерде — 0.757 және 0.761; Elliptic жинағында пішін белгілері 0.687, бақылауда 0.454. Recall 0.96 және Precision 0.92 мақсат болып қалады (3.3-бөлім). Жоба ҚР Экономикалық тергеу департаменті ұйымдастырған хакатонда үздік 5 финалистің қатарына енді. Қолданылу саласы: екінші деңгейдегі банктер, Ұлттық антифрод-орталық және Цифрлық теңге инфрақұрылымы.</w:t>
+        <w:t>Зерттеу мақсаты: күрделі гетерогенді қаржы желілеріндегі капиталдың аномальді қайта бөлінуін және жасырын заңсыз қаржы ағындарын (FRAML) «Vertex» тұтас антифрод-инфрақұрылымы арқылы топологиялық мониторингтеу. Болжам: қаскөйлер жеке деректерді, шот деректемелерін және құрылғылардың цифрлық іздерін оңай кездейсоқтандыра алады, алайда капиталдың өз ішінде ұсталмай транзиттелуі мен жинақталуының геометриясы өзгертуге келмейтін физикалық инвариант болып қала береді. Әдістеме: графтық аналитика (NetworkX), ықтималдық негізіндегі мәндерді біріктіру (Entity Resolution, Elasticsearch) және LightGBM негізіндегі үш тармақты ансамбль. Жаңалығы: пирамида мен айналдыру желісі бір құбылыс ретінде сипатталды және бір модельмен табылады; міндет іс деңгейінде қойылды; шектің құны мен жалтарысқа төзімділік шегі өлшенді. W параметрі тексеруден өтпеді (2.3-бөлім). Өлшенгені: полигонда (13 499 шот) ROC-AUC 0.940 және 0.991, ережелерде — 0.757 және 0.761; Elliptic-те 0.687, бақылауда 0.454. Recall 0.96 және Precision 0.92 мақсат болып қалады. Жоба ҚР Экономикалық тергеу департаменті ұйымдастырған хакатонда үздік 5 финалистің қатарына енді. Қолданылу саласы: екінші деңгейдегі банктер, Ұлттық антифрод-орталық және Цифрлық теңге инфрақұрылымы.</w:t>
       </w:r>
     </w:p>
     <w:p>
@@ -137,7 +137,7 @@
     <w:p>
       <w:r>
         <w:rPr/>
-        <w:t>Цель исследования: разработать ИИ-движок «Vertex», который находит скрытые нелегальные финансовые потоки (FRAML) в сложных банковских сетях по одной лишь форме движения денег. Гипотеза: личность, реквизиты и устройства мошенник меняет за минуты, а геометрию транзита без удержания средств поменять не может, поэтому схему можно вскрыть без черных списков. Методика: графовая аналитика (NetworkX), вероятностное разрешение сущностей (Entity Resolution на базе Elasticsearch) и трехветвевой ансамбль LightGBM. Новизна: пирамида и сеть обналичивания описаны как одно явление, снятое с разной выдержкой, и находятся одной моделью; задача поставлена на уровне дела, а не счета; измерены цена порога при реальной редкости и граница устойчивости к уклонению. Параметр W предлагался как метрика этой геометрии, но проверки не выдержал (раздел 2.3). Измерено: на полигоне из 13 499 счетов и 248 445 событий ROC-AUC 0.940 по счетам и 0.991 по группам против 0.757 и 0.761 у правил; на Elliptic (203 769 транзакций) признаки формы дают 0.687 против 0.454 у контроля. Recall 0.96 и Precision 0.92 остаются целью (раздел 3.3). Проект вошел в Топ-5 финалистов хакатона ДЭР РК в феврале 2026 года. Область применения: банки второго уровня, Национальный Антифрод-центр и инфраструктура Цифрового тенге РК.</w:t>
+        <w:t>Цель исследования: разработать ИИ-движок «Vertex», который находит скрытые нелегальные финансовые потоки (FRAML) в сложных банковских сетях по одной лишь форме движения денег. Гипотеза: личность, реквизиты и устройства мошенник меняет за минуты, а геометрию транзита без удержания средств поменять не может, поэтому схему можно вскрыть без черных списков. Методика: графовая аналитика (NetworkX), вероятностное разрешение сущностей (Entity Resolution на базе Elasticsearch) и трехветвевой ансамбль LightGBM. Новизна: пирамида и сеть обналичивания описаны как одно явление и находятся одной моделью; задача поставлена на уровне дела; измерены цена порога и граница устойчивости к уклонению. Параметр W проверки не выдержал (раздел 2.3). Измерено: на полигоне из 13 499 счетов ROC-AUC 0.940 по счетам и 0.991 по группам против 0.757 и 0.761 у правил; на Elliptic 0.687 против 0.454 у контроля. Recall 0.96 и Precision 0.92 остаются целью. Проект вошел в Топ-5 финалистов хакатона ДЭР РК в феврале 2026 года. Область применения: банки второго уровня, Национальный Антифрод-центр и инфраструктура Цифрового тенге РК.</w:t>
       </w:r>
     </w:p>
     <w:p>
@@ -154,7 +154,7 @@
     <w:p>
       <w:r>
         <w:rPr/>
-        <w:t>Objective: to build Vertex, an AI engine that finds covert illicit financial flows (FRAML) in complex banking networks from the shape of the money movement alone. Hypothesis: a fraudster can change identities, account details and devices within minutes, yet cannot change the geometry of non-retentive transit, so a scheme can be exposed without any blacklist. Methodology: graph analytics (NetworkX), probabilistic Entity Resolution (Elasticsearch) and a three-branch LightGBM ensemble. Novelty: a pyramid and a cash-out network are described as one phenomenon at different exposures and found by a single model; the task is posed at the level of a case; the cost of the threshold at realistic rarity and the boundary of evasion resistance are measured. The W parameter was proposed as the metric of that geometry but did not survive measurement (section 2.3). Measured: on a testbed of 13 499 accounts and 248 445 events, ROC-AUC 0.940 on accounts and 0.991 on groups against 0.757 and 0.761 for a rule engine; on Elliptic (203,769 transactions) shape-only features reach 0.687 against 0.454 for a control. 0.96 Recall and 0.92 Precision remain a target. The project reached the Top-5 at the National Financial Security Hackathon held by the Department of Economic Investigations (DEI) of Kazakhstan in February 2026. Application: second-tier banks, the National Anti-Fraud Centre and the Digital Tenge infrastructure.</w:t>
+        <w:t>Objective: to build Vertex, an AI engine that finds covert illicit financial flows (FRAML) in complex banking networks from the shape of the money movement alone. Hypothesis: a fraudster can change identities, account details and devices within minutes, yet cannot change the geometry of non-retentive transit, so a scheme can be exposed without any blacklist. Methodology: graph analytics (NetworkX), probabilistic Entity Resolution (Elasticsearch) and a three-branch LightGBM ensemble. Novelty: a pyramid and a cash-out network are described as one phenomenon and found by a single model; the task is posed at the level of a case; the cost of the threshold and the boundary of evasion resistance are measured. The W parameter did not survive measurement (section 2.3). Measured: on a testbed of 13 499 accounts, ROC-AUC 0.940 on accounts and 0.991 on groups against 0.757 and 0.761 for a rule engine; on Elliptic 0.687 against 0.454 for a control. 0.96 Recall and 0.92 Precision remain a target. The project reached the Top-5 at the National Financial Security Hackathon held by the Department of Economic Investigations (DEI) of Kazakhstan in February 2026. Application: second-tier banks, the National Anti-Fraud Centre and the Digital Tenge infrastructure.</w:t>
       </w:r>
     </w:p>
     <w:p>
@@ -662,11 +662,6 @@
       </w:r>
     </w:p>
     <w:p>
-      <w:r>
-        <w:br w:type="page"/>
-      </w:r>
-    </w:p>
-    <w:p>
       <w:pPr>
         <w:pStyle w:val="Heading1"/>
         <w:spacing w:before="160" w:after="60"/>
@@ -1161,18 +1156,6 @@
     </w:p>
     <w:p>
       <w:pPr>
-        <w:spacing w:before="60" w:after="60"/>
-        <w:ind w:left="360"/>
-      </w:pPr>
-      <w:r>
-        <w:rPr>
-          <w:i/>
-        </w:rPr>
-        <w:t>Проще говоря, мы смотрим на «друзей» счета. У живого человека друзья знакомы между собой: он платит жене, жена платит в магазин, магазин платит поставщику. У дроппера друзей сотни, а между собой они чужие. Деньги через него текут, а никакой жизни вокруг нет.</w:t>
-      </w:r>
-    </w:p>
-    <w:p>
-      <w:pPr>
         <w:keepNext/>
         <w:keepLines/>
         <w:spacing w:before="120" w:after="40" w:line="240" w:lineRule="auto"/>
@@ -1596,11 +1579,6 @@
         </w:tc>
       </w:tr>
     </w:tbl>
-    <w:p>
-      <w:r>
-        <w:br w:type="page"/>
-      </w:r>
-    </w:p>
     <w:p>
       <w:pPr>
         <w:pStyle w:val="Heading1"/>
@@ -2610,18 +2588,6 @@
           <w:sz w:val="22"/>
         </w:rPr>
         <w:t>Рисунок 11 — Схема Purged walk-forward кросс-валидации</w:t>
-      </w:r>
-    </w:p>
-    <w:p>
-      <w:pPr>
-        <w:spacing w:before="60" w:after="60"/>
-        <w:ind w:left="360"/>
-      </w:pPr>
-      <w:r>
-        <w:rPr>
-          <w:i/>
-        </w:rPr>
-        <w:t>Проще говоря, нельзя дать модели посмотреть завтрашние ответы, а потом хвалиться, что она угадала сегодняшние. Мы учим ее только на прошлом, а между прошлым и проверкой оставляем зазор в пять дней, чтобы она наверняка ничего не подглядела.</w:t>
       </w:r>
     </w:p>
     <w:p>
